--- a/docs/ARCHITECTURE DECISION RECORDS CAA 131026.docx
+++ b/docs/ARCHITECTURE DECISION RECORDS CAA 131026.docx
@@ -28,12 +28,12 @@
     </w:p>
     <w:p>
       <w:r>
-        <w:t>Version 7  ·  3 October 2026</w:t>
-      </w:r>
-    </w:p>
-    <w:p>
-      <w:r>
-        <w:t>Seventeen Markdown decisions: fifteen Accepted and two Retired. Each records the forces that applied, what was chosen, what was rejected and why, and the consequences including the ones that hurt.</w:t>
+        <w:t>Version 8  ·  13 October 2026</w:t>
+      </w:r>
+    </w:p>
+    <w:p>
+      <w:r>
+        <w:t>Nineteen Markdown decisions: sixteen Accepted, two Retired and one Superseded. Each records the forces that applied, what was chosen, what was rejected and why, and the consequences including the ones that hurt.</w:t>
       </w:r>
     </w:p>
     <w:p>
@@ -43,6 +43,51 @@
     </w:p>
     <w:p>
       <w:r>
+        <w:t>Version 8 records Week 9 architecture decisions T-79 to T-91. ADR-018 restores</w:t>
+      </w:r>
+    </w:p>
+    <w:p>
+      <w:r>
+        <w:t>Session as a first-class Event entity while retaining the Week 4 C-62 record as</w:t>
+      </w:r>
+    </w:p>
+    <w:p>
+      <w:r>
+        <w:t>history; ADR-019 replaces ADR-012's one-role-per-account constraint. ADR-003,</w:t>
+      </w:r>
+    </w:p>
+    <w:p>
+      <w:r>
+        <w:t>ADR-006, ADR-007, ADR-009 and ADR-010 add dated consequences for session-scoped</w:t>
+      </w:r>
+    </w:p>
+    <w:p>
+      <w:r>
+        <w:t>arrangements, automatic Safety Review, per-hold configuration, block history,</w:t>
+      </w:r>
+    </w:p>
+    <w:p>
+      <w:r>
+        <w:t>registration capacity and multiple roles. The retired ADR-004/005 records remain</w:t>
+      </w:r>
+    </w:p>
+    <w:p>
+      <w:r>
+        <w:t>historical and point to ADR-018. Schema, contracts, C4/module views, flows and</w:t>
+      </w:r>
+    </w:p>
+    <w:p>
+      <w:r>
+        <w:t>the wireframe refinement plan now reflect the accepted decisions and keep</w:t>
+      </w:r>
+    </w:p>
+    <w:p>
+      <w:r>
+        <w:t>O-50/O-51 explicit.</w:t>
+      </w:r>
+    </w:p>
+    <w:p>
+      <w:r>
         <w:t>Version 6 added ADR-017, recording that each story's owner builds its frontend as well as its backend, on a shared frontend skeleton and design language, following instructor feedback at the end of Sprint 2.</w:t>
       </w:r>
     </w:p>
@@ -113,7 +158,7 @@
         <w:rPr>
           <w:sz w:val="22"/>
         </w:rPr>
-        <w:t>[ADR-004 — Sessions as a first-class entity — RETIRED](./ADR-004-sessions-as-a-first-class-entity-retired.md)</w:t>
+        <w:t>[ADR-004 — Sessions as a first-class entity — retired historically, restored by ADR-018](./ADR-004-sessions-as-a-first-class-entity-retired.md)</w:t>
       </w:r>
     </w:p>
     <w:p>
@@ -124,7 +169,7 @@
         <w:rPr>
           <w:sz w:val="22"/>
         </w:rPr>
-        <w:t>[ADR-005 — Denormalise event_id, guarded by a composite foreign key — RETIRED](./ADR-005-denormalise-event-id-guarded-by-a-composite-foreign-key-retired.md)</w:t>
+        <w:t>[ADR-005 — Denormalise event_id, guarded by a composite foreign key — retired historically, restored by ADR-018](./ADR-005-denormalise-event-id-guarded-by-a-composite-foreign-key-retired.md)</w:t>
       </w:r>
     </w:p>
     <w:p>
@@ -201,7 +246,7 @@
         <w:rPr>
           <w:sz w:val="22"/>
         </w:rPr>
-        <w:t>[ADR-012 — One role per account in release 1](./ADR-012-one-role-per-account-in-release-1.md)</w:t>
+        <w:t>[ADR-012 — One role per account in release 1 — superseded by ADR-019](./ADR-012-one-role-per-account-in-release-1.md)</w:t>
       </w:r>
     </w:p>
     <w:p>
@@ -260,6 +305,28 @@
       </w:r>
     </w:p>
     <w:p>
+      <w:pPr>
+        <w:pStyle w:val="ListBullet"/>
+      </w:pPr>
+      <w:r>
+        <w:rPr>
+          <w:sz w:val="22"/>
+        </w:rPr>
+        <w:t>[ADR-018 — Restore Sessions as first-class Event entities](./ADR-018-restoring-sessions-as-first-class-event-entities.md)</w:t>
+      </w:r>
+    </w:p>
+    <w:p>
+      <w:pPr>
+        <w:pStyle w:val="ListBullet"/>
+      </w:pPr>
+      <w:r>
+        <w:rPr>
+          <w:sz w:val="22"/>
+        </w:rPr>
+        <w:t>[ADR-019 — Allow multiple roles per account](./ADR-019-multiple-roles-per-account.md)</w:t>
+      </w:r>
+    </w:p>
+    <w:p>
       <w:r>
         <w:br w:type="page"/>
       </w:r>
@@ -868,6 +935,62 @@
       </w:r>
     </w:p>
     <w:p>
+      <w:pPr>
+        <w:pStyle w:val="Heading3"/>
+      </w:pPr>
+      <w:r>
+        <w:rPr>
+          <w:sz w:val="24"/>
+        </w:rPr>
+        <w:t>Amended 13 October 2026 for Week 9</w:t>
+      </w:r>
+    </w:p>
+    <w:p>
+      <w:r>
+        <w:t>T-79 restores Session ownership. Each booking period is contained by its linked</w:t>
+      </w:r>
+    </w:p>
+    <w:p>
+      <w:r>
+        <w:t>Session, and suitability falls back to that Session's expected attendance when</w:t>
+      </w:r>
+    </w:p>
+    <w:p>
+      <w:r>
+        <w:t>the booking has no headcount. The exclusion constraint remains keyed on Venue</w:t>
+      </w:r>
+    </w:p>
+    <w:p>
+      <w:r>
+        <w:t>and buffered occupancy, so two different Sessions cannot reserve the same Venue</w:t>
+      </w:r>
+    </w:p>
+    <w:p>
+      <w:r>
+        <w:t>at overlapping occupancy times. A booking's `(session_id, event_id)` pair is</w:t>
+      </w:r>
+    </w:p>
+    <w:p>
+      <w:r>
+        <w:t>validated by a composite foreign key. Maintenance blocks may have an open end;</w:t>
+      </w:r>
+    </w:p>
+    <w:p>
+      <w:r>
+        <w:t>their raw range is checked against event use/hold intervals without applying</w:t>
+      </w:r>
+    </w:p>
+    <w:p>
+      <w:r>
+        <w:t>setup or turnaround buffers (T-80). These rules add no new constraint strategy:</w:t>
+      </w:r>
+    </w:p>
+    <w:p>
+      <w:r>
+        <w:t>the database still arbitrates concurrent active venue occupancy.</w:t>
+      </w:r>
+    </w:p>
+    <w:p>
       <w:r>
         <w:br w:type="page"/>
       </w:r>
@@ -907,6 +1030,17 @@
     </w:p>
     <w:p>
       <w:pPr>
+        <w:pStyle w:val="ListBullet"/>
+      </w:pPr>
+      <w:r>
+        <w:rPr>
+          <w:sz w:val="22"/>
+        </w:rPr>
+        <w:t>**Current design:** Session entities are restored for Release 1 by ADR-018; this retired record remains the history of the earlier decision.</w:t>
+      </w:r>
+    </w:p>
+    <w:p>
+      <w:pPr>
         <w:pStyle w:val="Heading3"/>
       </w:pPr>
       <w:r>
@@ -1042,6 +1176,42 @@
       </w:r>
     </w:p>
     <w:p>
+      <w:pPr>
+        <w:pStyle w:val="Heading3"/>
+      </w:pPr>
+      <w:r>
+        <w:rPr>
+          <w:sz w:val="24"/>
+        </w:rPr>
+        <w:t>Restored for Week 9 (13 October 2026)</w:t>
+      </w:r>
+    </w:p>
+    <w:p>
+      <w:r>
+        <w:t>Week 9 C-107 supplies later customer evidence for Session-specific venue periods</w:t>
+      </w:r>
+    </w:p>
+    <w:p>
+      <w:r>
+        <w:t>and equipment. Team decision T-79 restores Sessions as first-class Event</w:t>
+      </w:r>
+    </w:p>
+    <w:p>
+      <w:r>
+        <w:t>children for Release 1. ADR-018 records the current decision and its migration</w:t>
+      </w:r>
+    </w:p>
+    <w:p>
+      <w:r>
+        <w:t>consequences. This does not amend or erase the earlier C-62 answer or the reason</w:t>
+      </w:r>
+    </w:p>
+    <w:p>
+      <w:r>
+        <w:t>this ADR was retired in version 3.</w:t>
+      </w:r>
+    </w:p>
+    <w:p>
       <w:r>
         <w:br w:type="page"/>
       </w:r>
@@ -1081,6 +1251,17 @@
     </w:p>
     <w:p>
       <w:pPr>
+        <w:pStyle w:val="ListBullet"/>
+      </w:pPr>
+      <w:r>
+        <w:rPr>
+          <w:sz w:val="22"/>
+        </w:rPr>
+        <w:t>**Current design:** The Session ownership constraint is restored for Release 1 by ADR-018; this retired record remains historical context.</w:t>
+      </w:r>
+    </w:p>
+    <w:p>
+      <w:pPr>
         <w:pStyle w:val="Heading3"/>
       </w:pPr>
       <w:r>
@@ -1216,6 +1397,42 @@
       </w:r>
     </w:p>
     <w:p>
+      <w:pPr>
+        <w:pStyle w:val="Heading3"/>
+      </w:pPr>
+      <w:r>
+        <w:rPr>
+          <w:sz w:val="24"/>
+        </w:rPr>
+        <w:t>Restored for Week 9 (13 October 2026)</w:t>
+      </w:r>
+    </w:p>
+    <w:p>
+      <w:r>
+        <w:t>ADR-018 restores Session ownership. Venue bookings and equipment requests and</w:t>
+      </w:r>
+    </w:p>
+    <w:p>
+      <w:r>
+        <w:t>reservations carry both `session_id` and `event_id`, guarded by a composite</w:t>
+      </w:r>
+    </w:p>
+    <w:p>
+      <w:r>
+        <w:t>foreign key to `SESSIONS (id, event_id)`. Technical-support and registration</w:t>
+      </w:r>
+    </w:p>
+    <w:p>
+      <w:r>
+        <w:t>records remain Event-level. The restored implementation uses the integrity</w:t>
+      </w:r>
+    </w:p>
+    <w:p>
+      <w:r>
+        <w:t>technique described here; the original retirement remains historical.</w:t>
+      </w:r>
+    </w:p>
+    <w:p>
       <w:r>
         <w:br w:type="page"/>
       </w:r>
@@ -1657,6 +1874,107 @@
       </w:r>
     </w:p>
     <w:p>
+      <w:pPr>
+        <w:pStyle w:val="Heading3"/>
+      </w:pPr>
+      <w:r>
+        <w:rPr>
+          <w:sz w:val="24"/>
+        </w:rPr>
+        <w:t>Amended 13 October 2026 for Week 9</w:t>
+      </w:r>
+    </w:p>
+    <w:p>
+      <w:r>
+        <w:t>The Week 7 fixed 24-hour hold warning is superseded by T-84. Each hold has a</w:t>
+      </w:r>
+    </w:p>
+    <w:p>
+      <w:r>
+        <w:t>Venue Staff-configured expiry and Coordinator-configured warning interval, with</w:t>
+      </w:r>
+    </w:p>
+    <w:p>
+      <w:r>
+        <w:t>no system default. The existing relay checks the per-row warning threshold and</w:t>
+      </w:r>
+    </w:p>
+    <w:p>
+      <w:r>
+        <w:t>expiry; `reminder_sent_at` and status remain the idempotency guards. A changed</w:t>
+      </w:r>
+    </w:p>
+    <w:p>
+      <w:r>
+        <w:t>expiry or warning interval resets the warning marker according to the hold</w:t>
+      </w:r>
+    </w:p>
+    <w:p>
+      <w:r>
+        <w:t>contract. No new scheduler is introduced.</w:t>
+      </w:r>
+    </w:p>
+    <w:p>
+      <w:r>
+        <w:t>Under C-132/T-82, the transaction that completes the last required venue,</w:t>
+      </w:r>
+    </w:p>
+    <w:p>
+      <w:r>
+        <w:t>equipment, or technical-support arrangement creates the pending Safety Check,</w:t>
+      </w:r>
+    </w:p>
+    <w:p>
+      <w:r>
+        <w:t>changes Planning to Safety Review, and writes the Safety Officer/Organiser</w:t>
+      </w:r>
+    </w:p>
+    <w:p>
+      <w:r>
+        <w:t>notifications and audit entry atomically. If a block makes a Confirmed Event's</w:t>
+      </w:r>
+    </w:p>
+    <w:p>
+      <w:r>
+        <w:t>venue unavailable (C-120/T-81), the block/booking update, Planning reversion,</w:t>
+      </w:r>
+    </w:p>
+    <w:p>
+      <w:r>
+        <w:t>Coordinator notification and audit history commit together. Venue-block edits</w:t>
+      </w:r>
+    </w:p>
+    <w:p>
+      <w:r>
+        <w:t>and lifts use the same outbox boundary; Organiser and Attendee notices wait for</w:t>
+      </w:r>
+    </w:p>
+    <w:p>
+      <w:r>
+        <w:t>confirmed replacement arrangements or a formal event change.</w:t>
+      </w:r>
+    </w:p>
+    <w:p>
+      <w:r>
+        <w:t>The Week 7 routing-matrix wording about Coordinator reassignment requests is</w:t>
+      </w:r>
+    </w:p>
+    <w:p>
+      <w:r>
+        <w:t>historical. Under T-83, Lead assignment and direct reassignment are the routed</w:t>
+      </w:r>
+    </w:p>
+    <w:p>
+      <w:r>
+        <w:t>actions; there is no new Coordinator request, Lead request queue, or incoming</w:t>
+      </w:r>
+    </w:p>
+    <w:p>
+      <w:r>
+        <w:t>Coordinator acceptance event.</w:t>
+      </w:r>
+    </w:p>
+    <w:p>
       <w:r>
         <w:br w:type="page"/>
       </w:r>
@@ -1847,6 +2165,47 @@
       </w:r>
     </w:p>
     <w:p>
+      <w:pPr>
+        <w:pStyle w:val="Heading3"/>
+      </w:pPr>
+      <w:r>
+        <w:rPr>
+          <w:sz w:val="24"/>
+        </w:rPr>
+        <w:t>Amended 13 October 2026 for Week 9</w:t>
+      </w:r>
+    </w:p>
+    <w:p>
+      <w:r>
+        <w:t>T-86 permits one account to hold multiple roles; ADR-019 replaces ADR-012's</w:t>
+      </w:r>
+    </w:p>
+    <w:p>
+      <w:r>
+        <w:t>single-role Release 1 constraint. The shared application continues to expose</w:t>
+      </w:r>
+    </w:p>
+    <w:p>
+      <w:r>
+        <w:t>role-authorized routes and actions, while the API checks granted roles on every</w:t>
+      </w:r>
+    </w:p>
+    <w:p>
+      <w:r>
+        <w:t>request. Seed accounts still carry one role. A dedicated role-switching screen</w:t>
+      </w:r>
+    </w:p>
+    <w:p>
+      <w:r>
+        <w:t>is not implied; the wireframe plan records this as an interface detail for</w:t>
+      </w:r>
+    </w:p>
+    <w:p>
+      <w:r>
+        <w:t>design review.</w:t>
+      </w:r>
+    </w:p>
+    <w:p>
       <w:r>
         <w:br w:type="page"/>
       </w:r>
@@ -2220,6 +2579,82 @@
       </w:r>
     </w:p>
     <w:p>
+      <w:pPr>
+        <w:pStyle w:val="Heading3"/>
+      </w:pPr>
+      <w:r>
+        <w:rPr>
+          <w:sz w:val="24"/>
+        </w:rPr>
+        <w:t>Amended 13 October 2026 for Week 9</w:t>
+      </w:r>
+    </w:p>
+    <w:p>
+      <w:r>
+        <w:t>T-82 requires both the Safety Officer's overall decision/comments and a</w:t>
+      </w:r>
+    </w:p>
+    <w:p>
+      <w:r>
+        <w:t>checklist record for each safety factor. The checklist remains queryable in</w:t>
+      </w:r>
+    </w:p>
+    <w:p>
+      <w:r>
+        <w:t>`SAFETY_CHECKS`/`SAFETY_CHECK_FACTORS`; C-134 itself requires the decision and</w:t>
+      </w:r>
+    </w:p>
+    <w:p>
+      <w:r>
+        <w:t>comments, while the checklist is the team's workflow aid. Automatic entry into</w:t>
+      </w:r>
+    </w:p>
+    <w:p>
+      <w:r>
+        <w:t>Safety Review is recorded as a system audit action. T-88's automatic Obsolete</w:t>
+      </w:r>
+    </w:p>
+    <w:p>
+      <w:r>
+        <w:t>transition for pending change requests is also an immutable audit event.</w:t>
+      </w:r>
+    </w:p>
+    <w:p>
+      <w:r>
+        <w:t>T-91 requires Venue Staff block edits and lifts to retain prior and current</w:t>
+      </w:r>
+    </w:p>
+    <w:p>
+      <w:r>
+        <w:t>range/reason plus actor/time. The target schema therefore adds append-only</w:t>
+      </w:r>
+    </w:p>
+    <w:p>
+      <w:r>
+        <w:t>`VENUE_BLOCK_HISTORY` snapshots; the audit log records the business action and</w:t>
+      </w:r>
+    </w:p>
+    <w:p>
+      <w:r>
+        <w:t>ties it to the Event where one is affected. Hold configuration and each of the</w:t>
+      </w:r>
+    </w:p>
+    <w:p>
+      <w:r>
+        <w:t>at most two reasoned extensions are audited without overwriting extension</w:t>
+      </w:r>
+    </w:p>
+    <w:p>
+      <w:r>
+        <w:t>history. These records augment the existing immutable audit log rather than</w:t>
+      </w:r>
+    </w:p>
+    <w:p>
+      <w:r>
+        <w:t>placing mixed checklist or history payloads in `old_value`/`new_value` alone.</w:t>
+      </w:r>
+    </w:p>
+    <w:p>
       <w:r>
         <w:br w:type="page"/>
       </w:r>
@@ -2378,6 +2813,42 @@
       </w:r>
     </w:p>
     <w:p>
+      <w:pPr>
+        <w:pStyle w:val="Heading3"/>
+      </w:pPr>
+      <w:r>
+        <w:rPr>
+          <w:sz w:val="24"/>
+        </w:rPr>
+        <w:t>Amended 13 October 2026 for Week 9</w:t>
+      </w:r>
+    </w:p>
+    <w:p>
+      <w:r>
+        <w:t>T-79 makes an Equipment Request and each resulting Reservation Session-specific.</w:t>
+      </w:r>
+    </w:p>
+    <w:p>
+      <w:r>
+        <w:t>Both rows retain their Event owner and reference the same Session through the</w:t>
+      </w:r>
+    </w:p>
+    <w:p>
+      <w:r>
+        <w:t>composite `(session_id, event_id)` constraint. The request/reservation</w:t>
+      </w:r>
+    </w:p>
+    <w:p>
+      <w:r>
+        <w:t>separation remains: partial fulfilment and later release still preserve the</w:t>
+      </w:r>
+    </w:p>
+    <w:p>
+      <w:r>
+        <w:t>request history. Technical-support requests and staffing remain Event-level.</w:t>
+      </w:r>
+    </w:p>
+    <w:p>
       <w:r>
         <w:br w:type="page"/>
       </w:r>
@@ -2581,6 +3052,216 @@
         <w:rPr>
           <w:sz w:val="22"/>
         </w:rPr>
+        <w:t>**Status:** Superseded 13 October 2026 by ADR-019</w:t>
+      </w:r>
+    </w:p>
+    <w:p>
+      <w:pPr>
+        <w:pStyle w:val="ListBullet"/>
+      </w:pPr>
+      <w:r>
+        <w:rPr>
+          <w:sz w:val="22"/>
+        </w:rPr>
+        <w:t>**Related BDR:** C-33, T-10, C-69, C-70, T-72, O-44</w:t>
+      </w:r>
+    </w:p>
+    <w:p>
+      <w:pPr>
+        <w:pStyle w:val="Heading3"/>
+      </w:pPr>
+      <w:r>
+        <w:rPr>
+          <w:sz w:val="24"/>
+        </w:rPr>
+        <w:t>Context</w:t>
+      </w:r>
+    </w:p>
+    <w:p>
+      <w:r>
+        <w:t>Hsu (G2) confirmed that users act in distinct roles with strict access separation, but that a user may hold different roles depending on organisation structure. E01-S09 covers role switching and is deliberately out of release 1.</w:t>
+      </w:r>
+    </w:p>
+    <w:p>
+      <w:pPr>
+        <w:pStyle w:val="Heading3"/>
+      </w:pPr>
+      <w:r>
+        <w:rPr>
+          <w:sz w:val="24"/>
+        </w:rPr>
+        <w:t>Decision</w:t>
+      </w:r>
+    </w:p>
+    <w:p>
+      <w:r>
+        <w:t>USERS.role holds a single value. Multi-role support is deferred and the story is retained in the product backlog as future scope.</w:t>
+      </w:r>
+    </w:p>
+    <w:p>
+      <w:pPr>
+        <w:pStyle w:val="Heading3"/>
+      </w:pPr>
+      <w:r>
+        <w:rPr>
+          <w:sz w:val="24"/>
+        </w:rPr>
+        <w:t>Alternatives considered</w:t>
+      </w:r>
+    </w:p>
+    <w:p>
+      <w:pPr>
+        <w:pStyle w:val="ListBullet"/>
+      </w:pPr>
+      <w:r>
+        <w:rPr>
+          <w:sz w:val="22"/>
+        </w:rPr>
+        <w:t>A USER_ROLES join table now. Rejected for release 1 scope, though it is the migration target.</w:t>
+      </w:r>
+    </w:p>
+    <w:p>
+      <w:pPr>
+        <w:pStyle w:val="ListBullet"/>
+      </w:pPr>
+      <w:r>
+        <w:rPr>
+          <w:sz w:val="22"/>
+        </w:rPr>
+        <w:t>Duplicate accounts, one per role. Rejected: it breaks the single identity E01-S02 depends on and fragments the audit trail across two actors who are the same person.</w:t>
+      </w:r>
+    </w:p>
+    <w:p>
+      <w:pPr>
+        <w:pStyle w:val="Heading3"/>
+      </w:pPr>
+      <w:r>
+        <w:rPr>
+          <w:sz w:val="24"/>
+        </w:rPr>
+        <w:t>What this buys us</w:t>
+      </w:r>
+    </w:p>
+    <w:p>
+      <w:pPr>
+        <w:pStyle w:val="ListBullet"/>
+      </w:pPr>
+      <w:r>
+        <w:rPr>
+          <w:sz w:val="22"/>
+        </w:rPr>
+        <w:t>Authorisation checks stay simple, with one role to evaluate per request.</w:t>
+      </w:r>
+    </w:p>
+    <w:p>
+      <w:pPr>
+        <w:pStyle w:val="Heading3"/>
+      </w:pPr>
+      <w:r>
+        <w:rPr>
+          <w:sz w:val="24"/>
+        </w:rPr>
+        <w:t>What it costs</w:t>
+      </w:r>
+    </w:p>
+    <w:p>
+      <w:pPr>
+        <w:pStyle w:val="ListBullet"/>
+      </w:pPr>
+      <w:r>
+        <w:rPr>
+          <w:sz w:val="22"/>
+        </w:rPr>
+        <w:t>Migrating to multi-role later means introducing a join table and revisiting every authorisation check. This is accepted technical debt, recorded here because the customer has already signalled the requirement exists.</w:t>
+      </w:r>
+    </w:p>
+    <w:p>
+      <w:pPr>
+        <w:pStyle w:val="ListBullet"/>
+      </w:pPr>
+      <w:r>
+        <w:rPr>
+          <w:sz w:val="22"/>
+        </w:rPr>
+        <w:t>In the interim, a staff member who genuinely holds two roles needs two accounts, which weakens the audit trail. This is the direct cost of the deferral and should be raised with the customer if it occurs in practice.</w:t>
+      </w:r>
+    </w:p>
+    <w:p>
+      <w:pPr>
+        <w:pStyle w:val="Heading3"/>
+      </w:pPr>
+      <w:r>
+        <w:rPr>
+          <w:sz w:val="24"/>
+        </w:rPr>
+        <w:t>Amended 3 October 2026 for the Week 7 Customer Changes</w:t>
+      </w:r>
+    </w:p>
+    <w:p>
+      <w:r>
+        <w:t>The `user_role` vocabulary gains `event_coordinator_lead` and `safety_officer` (T-72). The decision stands: an account holds exactly one of the now seven values (O-44 asks the customer to confirm that a Lead is not also a Coordinator). The cost paragraph above becomes more likely to bite, because a small team may well want one person to be both a Coordinator and the Lead; if that happens the `USER_ROLES` join table named as the migration target is the answer, not a second account.</w:t>
+      </w:r>
+    </w:p>
+    <w:p>
+      <w:pPr>
+        <w:pStyle w:val="Heading3"/>
+      </w:pPr>
+      <w:r>
+        <w:rPr>
+          <w:sz w:val="24"/>
+        </w:rPr>
+        <w:t>Superseded for Week 9 (13 October 2026)</w:t>
+      </w:r>
+    </w:p>
+    <w:p>
+      <w:r>
+        <w:t>Team decision T-86 replaces the single-role constraint with many-to-many role</w:t>
+      </w:r>
+    </w:p>
+    <w:p>
+      <w:r>
+        <w:t>membership. Seed data still assigns one role per account. C-136 confirms only</w:t>
+      </w:r>
+    </w:p>
+    <w:p>
+      <w:r>
+        <w:t>preloaded-account provisioning; it does not determine role cardinality. ADR-019</w:t>
+      </w:r>
+    </w:p>
+    <w:p>
+      <w:r>
+        <w:t>records the current model and migration path. The earlier constraints and their</w:t>
+      </w:r>
+    </w:p>
+    <w:p>
+      <w:r>
+        <w:t>rationale remain part of the historical record.</w:t>
+      </w:r>
+    </w:p>
+    <w:p>
+      <w:r>
+        <w:br w:type="page"/>
+      </w:r>
+    </w:p>
+    <w:p>
+      <w:pPr>
+        <w:pStyle w:val="Heading1"/>
+      </w:pPr>
+      <w:r>
+        <w:rPr>
+          <w:sz w:val="32"/>
+        </w:rPr>
+        <w:t>ADR-013 — Separate the backlog data from the reasoning behind it</w:t>
+      </w:r>
+    </w:p>
+    <w:p>
+      <w:pPr>
+        <w:pStyle w:val="ListBullet"/>
+      </w:pPr>
+      <w:r>
+        <w:rPr>
+          <w:sz w:val="22"/>
+        </w:rPr>
         <w:t>**Status:** Accepted</w:t>
       </w:r>
     </w:p>
@@ -2592,7 +3273,7 @@
         <w:rPr>
           <w:sz w:val="22"/>
         </w:rPr>
-        <w:t>**Related BDR:** C-33, T-10, C-69, C-70, T-72, O-44</w:t>
+        <w:t>**Related BDR:** Entire BDR</w:t>
       </w:r>
     </w:p>
     <w:p>
@@ -2608,7 +3289,7 @@
     </w:p>
     <w:p>
       <w:r>
-        <w:t>Hsu (G2) confirmed that users act in distinct roles with strict access separation, but that a user may hold different roles depending on organisation structure. E01-S09 covers role switching and is deliberately out of release 1.</w:t>
+        <w:t>Version 1 and 2 of the backlog carried scope notes, status models, customer quotations, team assumptions and change history inside the same Word tables as the stories. The tables became difficult to scan, and the same decision appeared in several story notes with slightly different wording, so no single place could be trusted as authoritative.</w:t>
       </w:r>
     </w:p>
     <w:p>
@@ -2624,7 +3305,7 @@
     </w:p>
     <w:p>
       <w:r>
-        <w:t>USERS.role holds a single value. Multi-role support is deferred and the story is retained in the product backlog as future scope.</w:t>
+        <w:t>Three documents with distinct jobs. CONNECTSPHERE BACKLOGS CAA 140926.xlsx holds story data only, with a BDR Ref column on every row. The Backlog Decision Review holds every customer clarification, team decision, open assumption and boundary ruling, each with a stable reference code. This Architecture Decision Record set holds decisions about how the system is built rather than what it does.</w:t>
       </w:r>
     </w:p>
     <w:p>
@@ -2646,7 +3327,7 @@
         <w:rPr>
           <w:sz w:val="22"/>
         </w:rPr>
-        <w:t>A USER_ROLES join table now. Rejected for release 1 scope, though it is the migration target.</w:t>
+        <w:t>Keep everything in the backlog documents. Rejected: it produced the duplication described above, and the customer supplies clarifications as a spreadsheet, so a spreadsheet-native backlog matches how the team already receives information.</w:t>
       </w:r>
     </w:p>
     <w:p>
@@ -2657,7 +3338,7 @@
         <w:rPr>
           <w:sz w:val="22"/>
         </w:rPr>
-        <w:t>Duplicate accounts, one per role. Rejected: it breaks the single identity E01-S02 depends on and fragments the audit trail across two actors who are the same person.</w:t>
+        <w:t>One combined document. Rejected: architecture decisions and backlog decisions have different audiences and change at very different rates.</w:t>
       </w:r>
     </w:p>
     <w:p>
@@ -2679,7 +3360,29 @@
         <w:rPr>
           <w:sz w:val="22"/>
         </w:rPr>
-        <w:t>Authorisation checks stay simple, with one role to evaluate per request.</w:t>
+        <w:t>A story's reasoning has exactly one home, referenced rather than repeated.</w:t>
+      </w:r>
+    </w:p>
+    <w:p>
+      <w:pPr>
+        <w:pStyle w:val="ListBullet"/>
+      </w:pPr>
+      <w:r>
+        <w:rPr>
+          <w:sz w:val="22"/>
+        </w:rPr>
+        <w:t>Customer clarifications keep the numbering of the customer's own file, so any entry can be checked against the source.</w:t>
+      </w:r>
+    </w:p>
+    <w:p>
+      <w:pPr>
+        <w:pStyle w:val="ListBullet"/>
+      </w:pPr>
+      <w:r>
+        <w:rPr>
+          <w:sz w:val="22"/>
+        </w:rPr>
+        <w:t>A team assumption is visibly distinguishable from a customer requirement, which is the distinction the Week 13 Q&amp;A probes.</w:t>
       </w:r>
     </w:p>
     <w:p>
@@ -2701,7 +3404,7 @@
         <w:rPr>
           <w:sz w:val="22"/>
         </w:rPr>
-        <w:t>Migrating to multi-role later means introducing a join table and revisiting every authorisation check. This is accepted technical debt, recorded here because the customer has already signalled the requirement exists.</w:t>
+        <w:t>Three documents must be kept in step. A story merged or retired in the workbook leaves a dangling reference in the BDR unless both are updated together.</w:t>
       </w:r>
     </w:p>
     <w:p>
@@ -2712,7 +3415,45 @@
         <w:rPr>
           <w:sz w:val="22"/>
         </w:rPr>
-        <w:t>In the interim, a staff member who genuinely holds two roles needs two accounts, which weakens the audit trail. This is the direct cost of the deferral and should be raised with the customer if it occurs in practice.</w:t>
+        <w:t>A reader wanting the full picture of one story must open two files.</w:t>
+      </w:r>
+    </w:p>
+    <w:p>
+      <w:r>
+        <w:br w:type="page"/>
+      </w:r>
+    </w:p>
+    <w:p>
+      <w:pPr>
+        <w:pStyle w:val="Heading1"/>
+      </w:pPr>
+      <w:r>
+        <w:rPr>
+          <w:sz w:val="32"/>
+        </w:rPr>
+        <w:t>ADR-014 — One file per Vercel serverless API route</w:t>
+      </w:r>
+    </w:p>
+    <w:p>
+      <w:pPr>
+        <w:pStyle w:val="ListBullet"/>
+      </w:pPr>
+      <w:r>
+        <w:rPr>
+          <w:sz w:val="22"/>
+        </w:rPr>
+        <w:t>**Status:** Accepted</w:t>
+      </w:r>
+    </w:p>
+    <w:p>
+      <w:pPr>
+        <w:pStyle w:val="ListBullet"/>
+      </w:pPr>
+      <w:r>
+        <w:rPr>
+          <w:sz w:val="22"/>
+        </w:rPr>
+        <w:t>**Related BDR:** T-56</w:t>
       </w:r>
     </w:p>
     <w:p>
@@ -2723,12 +3464,202 @@
         <w:rPr>
           <w:sz w:val="24"/>
         </w:rPr>
-        <w:t>Amended 3 October 2026 for the Week 7 Customer Changes</w:t>
-      </w:r>
-    </w:p>
-    <w:p>
-      <w:r>
-        <w:t>The `user_role` vocabulary gains `event_coordinator_lead` and `safety_officer` (T-72). The decision stands: an account holds exactly one of the now seven values (O-44 asks the customer to confirm that a Lead is not also a Coordinator). The cost paragraph above becomes more likely to bite, because a small team may well want one person to be both a Coordinator and the Lead; if that happens the `USER_ROLES` join table named as the migration target is the answer, not a second account.</w:t>
+        <w:t>Context</w:t>
+      </w:r>
+    </w:p>
+    <w:p>
+      <w:r>
+        <w:t>Every file under `api/` builds as one serverless function on Vercel. The URL a function serves is derived from its path: `api/foo.ts` serves `/api/foo`, and `api/foo/index.ts` also serves `/api/foo`. When both files exist the build succeeds without warning, both lambdas ship, and one silently wins the route while the other becomes unreachable. Empirically on the current builder the parent-level file wins, but Vercel does not document the tie-breaker, so the outcome is undefined by contract.</w:t>
+      </w:r>
+    </w:p>
+    <w:p>
+      <w:r>
+        <w:t>This is not hypothetical. PR #56 (SCRUM-26 submit event request) added `api/events.ts` for the POST create path. `api/events/index.ts` already existed from PR #42 (SCRUM-18 hide internal planning info) serving the organiser browse-events GET listing. From the moment PR #56 shipped, `GET /api/events` in production returned `405 method_not_allowed` with `Allow: POST` — the organiser browse screen backed by `frontend/src/features/organiser/ClientEvents.tsx` was silently broken. Nobody noticed at review because the routing collision does not manifest in the build log, only at request time on the deployed URL, and the failing screen is behind SSO on the Vercel preview alias where teammates without dashboard access could not reach it.</w:t>
+      </w:r>
+    </w:p>
+    <w:p>
+      <w:r>
+        <w:t>The Hobby plan compounds the failure mode. It caps a deployment at twelve serverless functions. Two colliding files consume two slots but only serve one route, so the collision costs a slot that a future story needs. On the deployment where this bug was discovered the project sat at exactly 12/12 functions with one of them dead, leaving zero headroom for the next feature.</w:t>
+      </w:r>
+    </w:p>
+    <w:p>
+      <w:pPr>
+        <w:pStyle w:val="Heading3"/>
+      </w:pPr>
+      <w:r>
+        <w:rPr>
+          <w:sz w:val="24"/>
+        </w:rPr>
+        <w:t>Decision</w:t>
+      </w:r>
+    </w:p>
+    <w:p>
+      <w:r>
+        <w:t>Under `api/` every URL path is served by exactly one file. A multi-verb endpoint dispatches on `request.method` inside a single handler. A new endpoint either lives at a distinct file path or reuses an existing file via method dispatch. `api/foo/index.ts` is never allowed to coexist with `api/foo.ts`; either the folder holds only nested routes or the parent file is deleted.</w:t>
+      </w:r>
+    </w:p>
+    <w:p>
+      <w:r>
+        <w:t>The file count under `api/` is kept at eleven or fewer as a soft limit. Twelve is the Hobby-plan hard cap; holding one slot in reserve means the next story never lands cap-blocked. Consolidating an existing endpoint into another file via method dispatch, or into `vercel.json` `rewrites` via a `?task=` parameter, is preferred over adding a new file.</w:t>
+      </w:r>
+    </w:p>
+    <w:p>
+      <w:r>
+        <w:t>Both rules are enforced by `scripts/check_api_routes.py`, wired into `.pre-commit-config.yaml` as a local pre-commit hook so a PR cannot reintroduce a collision or push the count past eleven without the check going red. The check also runs standalone.</w:t>
+      </w:r>
+    </w:p>
+    <w:p>
+      <w:pPr>
+        <w:pStyle w:val="Heading3"/>
+      </w:pPr>
+      <w:r>
+        <w:rPr>
+          <w:sz w:val="24"/>
+        </w:rPr>
+        <w:t>Alternatives considered</w:t>
+      </w:r>
+    </w:p>
+    <w:p>
+      <w:pPr>
+        <w:pStyle w:val="ListBullet"/>
+      </w:pPr>
+      <w:r>
+        <w:rPr>
+          <w:sz w:val="22"/>
+        </w:rPr>
+        <w:t>Trust Vercel to fail the build on collision. Rejected: the current builder emits both functions with no error, and the failing route is only visible at request time on the deployed URL. The team has no way to force this behaviour and no signal that it will change.</w:t>
+      </w:r>
+    </w:p>
+    <w:p>
+      <w:pPr>
+        <w:pStyle w:val="ListBullet"/>
+      </w:pPr>
+      <w:r>
+        <w:rPr>
+          <w:sz w:val="22"/>
+        </w:rPr>
+        <w:t>Rename every colliding file to a distinct URL (for example `api/events/index.ts` becomes `api/events/list.ts` serving `/api/events/list`). Rejected: it fragments a single logical resource across two URLs, requires every caller and every route mock in the E2E suite to be updated, and does not address the twelve-function cap. It also concedes the URL contract to a routing quirk rather than the resource model.</w:t>
+      </w:r>
+    </w:p>
+    <w:p>
+      <w:pPr>
+        <w:pStyle w:val="ListBullet"/>
+      </w:pPr>
+      <w:r>
+        <w:rPr>
+          <w:sz w:val="22"/>
+        </w:rPr>
+        <w:t>Move all multi-verb dispatch into `vercel.json` `rewrites` (the pattern already used for `/api/auth/verify` and `/api/cron/notification-worker`). Rejected as the default: adding a `rewrites` entry per endpoint balloons the config and hides routing behaviour in a file separate from the handler. Rewrites remain the right tool when the same handler serves several logical task names (as with the cron dispatcher); method dispatch inside one file is the right tool when the URL is the same and only the verb changes.</w:t>
+      </w:r>
+    </w:p>
+    <w:p>
+      <w:pPr>
+        <w:pStyle w:val="ListBullet"/>
+      </w:pPr>
+      <w:r>
+        <w:rPr>
+          <w:sz w:val="22"/>
+        </w:rPr>
+        <w:t>Split the backend out of Vercel serverless entirely and run it on a single long-lived container (Fly, Railway, or a small Node process on Supabase edge). Rejected for release 1: the free-tier deploy story on Vercel plus Supabase is deliberately what the team chose, and the cost of the collision was one dead endpoint that a hook can prevent, not a systemic runtime problem.</w:t>
+      </w:r>
+    </w:p>
+    <w:p>
+      <w:pPr>
+        <w:pStyle w:val="Heading3"/>
+      </w:pPr>
+      <w:r>
+        <w:rPr>
+          <w:sz w:val="24"/>
+        </w:rPr>
+        <w:t>What this buys us</w:t>
+      </w:r>
+    </w:p>
+    <w:p>
+      <w:pPr>
+        <w:pStyle w:val="ListBullet"/>
+      </w:pPr>
+      <w:r>
+        <w:rPr>
+          <w:sz w:val="22"/>
+        </w:rPr>
+        <w:t>The failure mode that broke E01-S03 (SCRUM-18) for the whole of Sprint 1 becomes a red pre-commit hook rather than a silent production regression.</w:t>
+      </w:r>
+    </w:p>
+    <w:p>
+      <w:pPr>
+        <w:pStyle w:val="ListBullet"/>
+      </w:pPr>
+      <w:r>
+        <w:rPr>
+          <w:sz w:val="22"/>
+        </w:rPr>
+        <w:t>Consolidating `api/events.ts` and `api/events/index.ts` into one file returned one lambda slot, so SCRUM-27 draft persistence has room to land without a function-count fight.</w:t>
+      </w:r>
+    </w:p>
+    <w:p>
+      <w:pPr>
+        <w:pStyle w:val="ListBullet"/>
+      </w:pPr>
+      <w:r>
+        <w:rPr>
+          <w:sz w:val="22"/>
+        </w:rPr>
+        <w:t>One rule to remember when adding an API route: one URL, one file. No routing quirks in the reader's head.</w:t>
+      </w:r>
+    </w:p>
+    <w:p>
+      <w:pPr>
+        <w:pStyle w:val="ListBullet"/>
+      </w:pPr>
+      <w:r>
+        <w:rPr>
+          <w:sz w:val="22"/>
+        </w:rPr>
+        <w:t>The eleven-file soft limit makes the twelve-function cap visible at authoring time instead of at deploy time, where only Bryan can read the log.</w:t>
+      </w:r>
+    </w:p>
+    <w:p>
+      <w:pPr>
+        <w:pStyle w:val="Heading3"/>
+      </w:pPr>
+      <w:r>
+        <w:rPr>
+          <w:sz w:val="24"/>
+        </w:rPr>
+        <w:t>What it costs</w:t>
+      </w:r>
+    </w:p>
+    <w:p>
+      <w:pPr>
+        <w:pStyle w:val="ListBullet"/>
+      </w:pPr>
+      <w:r>
+        <w:rPr>
+          <w:sz w:val="22"/>
+        </w:rPr>
+        <w:t>A file serving multiple verbs carries more than one concern. Method dispatch is unambiguous but a handler with three method branches and a growing set of query-parameter branches will eventually want a proper router. That refactor is a future PR, not this one; the immediate rule is one file per URL, kept small by delegating to modules under `backend/src/`.</w:t>
+      </w:r>
+    </w:p>
+    <w:p>
+      <w:pPr>
+        <w:pStyle w:val="ListBullet"/>
+      </w:pPr>
+      <w:r>
+        <w:rPr>
+          <w:sz w:val="22"/>
+        </w:rPr>
+        <w:t>The soft limit can require refactoring an existing file before a new endpoint can land, which is friction the twelve-function cap creates whether or not this ADR exists. The alternative is discovering the cap at deploy time when a story is already in review.</w:t>
+      </w:r>
+    </w:p>
+    <w:p>
+      <w:pPr>
+        <w:pStyle w:val="ListBullet"/>
+      </w:pPr>
+      <w:r>
+        <w:rPr>
+          <w:sz w:val="22"/>
+        </w:rPr>
+        <w:t>`scripts/check_api_routes.py` is one more thing to keep in step with Vercel builder changes. If Vercel ever adds a supported way to serve `api/foo.ts` and `api/foo/index.ts` as different verbs, this ADR retires; until then, prevention is cheaper than debugging the next silent 405.</w:t>
       </w:r>
     </w:p>
     <w:p>
@@ -2744,7 +3675,7 @@
         <w:rPr>
           <w:sz w:val="32"/>
         </w:rPr>
-        <w:t>ADR-013 — Separate the backlog data from the reasoning behind it</w:t>
+        <w:t>ADR-015 — Cookie sessions everywhere; no Supabase Auth in Release 1</w:t>
       </w:r>
     </w:p>
     <w:p>
@@ -2766,7 +3697,29 @@
         <w:rPr>
           <w:sz w:val="22"/>
         </w:rPr>
-        <w:t>**Related BDR:** Entire BDR</w:t>
+        <w:t>**Related BDR:** T-58</w:t>
+      </w:r>
+    </w:p>
+    <w:p>
+      <w:pPr>
+        <w:pStyle w:val="ListBullet"/>
+      </w:pPr>
+      <w:r>
+        <w:rPr>
+          <w:sz w:val="22"/>
+        </w:rPr>
+        <w:t>**Supersedes:** none; consolidates two existing implementations</w:t>
+      </w:r>
+    </w:p>
+    <w:p>
+      <w:pPr>
+        <w:pStyle w:val="ListBullet"/>
+      </w:pPr>
+      <w:r>
+        <w:rPr>
+          <w:sz w:val="22"/>
+        </w:rPr>
+        <w:t>**Related tickets:** SCRUM-91 (implementation), SCRUM-90 (superseded won't-do)</w:t>
       </w:r>
     </w:p>
     <w:p>
@@ -2782,7 +3735,139 @@
     </w:p>
     <w:p>
       <w:r>
-        <w:t>Version 1 and 2 of the backlog carried scope notes, status models, customer quotations, team assumptions and change history inside the same Word tables as the stories. The tables became difficult to scan, and the same decision appeared in several story notes with slightly different wording, so no single place could be trusted as authoritative.</w:t>
+        <w:t>Two authentication mechanisms shipped in parallel during Sprint 1 and never</w:t>
+      </w:r>
+    </w:p>
+    <w:p>
+      <w:r>
+        <w:t>interoperated:</w:t>
+      </w:r>
+    </w:p>
+    <w:p>
+      <w:pPr>
+        <w:pStyle w:val="ListBullet"/>
+      </w:pPr>
+      <w:r>
+        <w:rPr>
+          <w:sz w:val="22"/>
+        </w:rPr>
+        <w:t>**Cookie sessions.** `POST /api/auth/session` validates email and password,</w:t>
+      </w:r>
+    </w:p>
+    <w:p>
+      <w:r>
+        <w:t>issues a random 32-byte token, and sets it as `cs_access` (HttpOnly,</w:t>
+      </w:r>
+    </w:p>
+    <w:p>
+      <w:r>
+        <w:t>SameSite=Strict, 1 hour). Stored as a sha256 hash in `auth_sessions`.</w:t>
+      </w:r>
+    </w:p>
+    <w:p>
+      <w:r>
+        <w:t>Includes lockout at 5 failed attempts (SCRUM-94), full E14-S02 audit trail,</w:t>
+      </w:r>
+    </w:p>
+    <w:p>
+      <w:r>
+        <w:t>and the E01-EXT email verification token flow (SCRUM-93). Implemented in</w:t>
+      </w:r>
+    </w:p>
+    <w:p>
+      <w:r>
+        <w:t>`backend/src/modules/accessControl/sessions.ts` and consumed via</w:t>
+      </w:r>
+    </w:p>
+    <w:p>
+      <w:r>
+        <w:t>`currentUser(request)` in `backend/src/modules/eventVisibility/runtime.ts`.</w:t>
+      </w:r>
+    </w:p>
+    <w:p>
+      <w:pPr>
+        <w:pStyle w:val="ListBullet"/>
+      </w:pPr>
+      <w:r>
+        <w:rPr>
+          <w:sz w:val="22"/>
+        </w:rPr>
+        <w:t>**Supabase Auth bearer tokens.** `backend/src/auth/supabase.ts` used</w:t>
+      </w:r>
+    </w:p>
+    <w:p>
+      <w:r>
+        <w:t>`@supabase/supabase-js` to validate an inbound JWT and look the user up in</w:t>
+      </w:r>
+    </w:p>
+    <w:p>
+      <w:r>
+        <w:t>the local `users` table. Consumed only in `api/events.ts` for POST/PATCH/</w:t>
+      </w:r>
+    </w:p>
+    <w:p>
+      <w:r>
+        <w:t>DELETE/GET-mine.</w:t>
+      </w:r>
+    </w:p>
+    <w:p>
+      <w:r>
+        <w:t>The two paths did not interoperate. A user who logged in through</w:t>
+      </w:r>
+    </w:p>
+    <w:p>
+      <w:r>
+        <w:t>`/api/auth/session` had a cookie but no Supabase JWT; a request to `POST</w:t>
+      </w:r>
+    </w:p>
+    <w:p>
+      <w:r>
+        <w:t>/api/events` returned 401 because the events endpoint had no idea what the</w:t>
+      </w:r>
+    </w:p>
+    <w:p>
+      <w:r>
+        <w:t>cookie meant. `App.tsx` papered over this by hard-coding</w:t>
+      </w:r>
+    </w:p>
+    <w:p>
+      <w:r>
+        <w:t>`getAccessToken = async () =&gt; 'mock-token'` on the organiser routes, which</w:t>
+      </w:r>
+    </w:p>
+    <w:p>
+      <w:r>
+        <w:t>turned the whole submit-event-request path into a static demo.</w:t>
+      </w:r>
+    </w:p>
+    <w:p>
+      <w:r>
+        <w:t>SCRUM-90 as originally written was to "integrate Supabase Auth for login</w:t>
+      </w:r>
+    </w:p>
+    <w:p>
+      <w:r>
+        <w:t>session handling", i.e. to make the Supabase Auth path the real one. That</w:t>
+      </w:r>
+    </w:p>
+    <w:p>
+      <w:r>
+        <w:t>duplicated the cookie work already shipped (SCRUM-16 login, SCRUM-93</w:t>
+      </w:r>
+    </w:p>
+    <w:p>
+      <w:r>
+        <w:t>verification, SCRUM-94 lockout), would have discarded the audit-log and</w:t>
+      </w:r>
+    </w:p>
+    <w:p>
+      <w:r>
+        <w:t>lockout state machines built on top of the cookie session table, and would</w:t>
+      </w:r>
+    </w:p>
+    <w:p>
+      <w:r>
+        <w:t>have added a JWT verification layer that a single-tenant SPA does not need.</w:t>
       </w:r>
     </w:p>
     <w:p>
@@ -2798,7 +3883,153 @@
     </w:p>
     <w:p>
       <w:r>
-        <w:t>Three documents with distinct jobs. CONNECTSPHERE BACKLOGS CAA 140926.xlsx holds story data only, with a BDR Ref column on every row. The Backlog Decision Review holds every customer clarification, team decision, open assumption and boundary ruling, each with a stable reference code. This Architecture Decision Record set holds decisions about how the system is built rather than what it does.</w:t>
+        <w:t>Release 1 uses one authentication mechanism: **cookie sessions**. Every</w:t>
+      </w:r>
+    </w:p>
+    <w:p>
+      <w:r>
+        <w:t>authenticated request goes through the `currentUser(request)` lookup that</w:t>
+      </w:r>
+    </w:p>
+    <w:p>
+      <w:r>
+        <w:t>validates the `cs_access` cookie against the `auth_sessions` table. Every</w:t>
+      </w:r>
+    </w:p>
+    <w:p>
+      <w:r>
+        <w:t>endpoint that today calls `getAuthenticatedAppUser(bearerToken)` moves to</w:t>
+      </w:r>
+    </w:p>
+    <w:p>
+      <w:r>
+        <w:t>`currentUser(request)` plus a role check.</w:t>
+      </w:r>
+    </w:p>
+    <w:p>
+      <w:r>
+        <w:t>Frontend consequences:</w:t>
+      </w:r>
+    </w:p>
+    <w:p>
+      <w:pPr>
+        <w:pStyle w:val="ListBullet"/>
+      </w:pPr>
+      <w:r>
+        <w:rPr>
+          <w:sz w:val="22"/>
+        </w:rPr>
+        <w:t>No component takes a `getAccessToken` callback prop any more.</w:t>
+      </w:r>
+    </w:p>
+    <w:p>
+      <w:pPr>
+        <w:pStyle w:val="ListBullet"/>
+      </w:pPr>
+      <w:r>
+        <w:rPr>
+          <w:sz w:val="22"/>
+        </w:rPr>
+        <w:t>Every `fetch()` to a same-origin `/api/*` endpoint sends the session</w:t>
+      </w:r>
+    </w:p>
+    <w:p>
+      <w:r>
+        <w:t>cookie automatically because the request is same-origin; no</w:t>
+      </w:r>
+    </w:p>
+    <w:p>
+      <w:r>
+        <w:t>`credentials: 'include'` is required. For belt-and-braces we set</w:t>
+      </w:r>
+    </w:p>
+    <w:p>
+      <w:r>
+        <w:t>`credentials: 'same-origin'` explicitly.</w:t>
+      </w:r>
+    </w:p>
+    <w:p>
+      <w:pPr>
+        <w:pStyle w:val="ListBullet"/>
+      </w:pPr>
+      <w:r>
+        <w:rPr>
+          <w:sz w:val="22"/>
+        </w:rPr>
+        <w:t>Prototype and offline-simulation modes (the `/prototype` route)</w:t>
+      </w:r>
+    </w:p>
+    <w:p>
+      <w:r>
+        <w:t>distinguish themselves with an explicit `prototype` prop rather than by</w:t>
+      </w:r>
+    </w:p>
+    <w:p>
+      <w:r>
+        <w:t>passing a null access token.</w:t>
+      </w:r>
+    </w:p>
+    <w:p>
+      <w:r>
+        <w:t>Backend consequences:</w:t>
+      </w:r>
+    </w:p>
+    <w:p>
+      <w:pPr>
+        <w:pStyle w:val="ListBullet"/>
+      </w:pPr>
+      <w:r>
+        <w:rPr>
+          <w:sz w:val="22"/>
+        </w:rPr>
+        <w:t>`backend/src/auth/supabase.ts` is deleted.</w:t>
+      </w:r>
+    </w:p>
+    <w:p>
+      <w:pPr>
+        <w:pStyle w:val="ListBullet"/>
+      </w:pPr>
+      <w:r>
+        <w:rPr>
+          <w:sz w:val="22"/>
+        </w:rPr>
+        <w:t>The server-side `@supabase/supabase-js` dependency is removed if no</w:t>
+      </w:r>
+    </w:p>
+    <w:p>
+      <w:r>
+        <w:t>server code reads it. The frontend Vite build continues to consume the</w:t>
+      </w:r>
+    </w:p>
+    <w:p>
+      <w:r>
+        <w:t>browser-side Supabase client for Supabase Storage or realtime if those</w:t>
+      </w:r>
+    </w:p>
+    <w:p>
+      <w:r>
+        <w:t>features arrive later; that is a different concern from auth.</w:t>
+      </w:r>
+    </w:p>
+    <w:p>
+      <w:pPr>
+        <w:pStyle w:val="ListBullet"/>
+      </w:pPr>
+      <w:r>
+        <w:rPr>
+          <w:sz w:val="22"/>
+        </w:rPr>
+        <w:t>The Vercel env vars `SUPABASE_ANON_KEY` (server) can be removed if the</w:t>
+      </w:r>
+    </w:p>
+    <w:p>
+      <w:r>
+        <w:t>server no longer reads it. `PUBLIC_SUPABASE_URL` / `PUBLIC_SUPABASE_ANON_KEY`</w:t>
+      </w:r>
+    </w:p>
+    <w:p>
+      <w:r>
+        <w:t>and their `VITE_*` mirrors stay for the frontend.</w:t>
       </w:r>
     </w:p>
     <w:p>
@@ -2820,7 +4051,32 @@
         <w:rPr>
           <w:sz w:val="22"/>
         </w:rPr>
-        <w:t>Keep everything in the backlog documents. Rejected: it produced the duplication described above, and the customer supplies clarifications as a spreadsheet, so a spreadsheet-native backlog matches how the team already receives information.</w:t>
+        <w:t>**Migrate everything to Supabase Auth**, i.e. what SCRUM-90 originally</w:t>
+      </w:r>
+    </w:p>
+    <w:p>
+      <w:r>
+        <w:t>named. Rejected. Loses SCRUM-94 lockout on the cookie session table,</w:t>
+      </w:r>
+    </w:p>
+    <w:p>
+      <w:r>
+        <w:t>discards the E14-S02 audit-log integration already wired to cookie</w:t>
+      </w:r>
+    </w:p>
+    <w:p>
+      <w:r>
+        <w:t>session lifecycle, and re-implements SCRUM-93 email verification through</w:t>
+      </w:r>
+    </w:p>
+    <w:p>
+      <w:r>
+        <w:t>Supabase's separate confirm-email flow. Costs the whole Sprint 1</w:t>
+      </w:r>
+    </w:p>
+    <w:p>
+      <w:r>
+        <w:t>access-identity vertical to gain a JWT layer this app does not need.</w:t>
       </w:r>
     </w:p>
     <w:p>
@@ -2831,7 +4087,53 @@
         <w:rPr>
           <w:sz w:val="22"/>
         </w:rPr>
-        <w:t>One combined document. Rejected: architecture decisions and backlog decisions have different audiences and change at very different rates.</w:t>
+        <w:t>**Run both auth systems** and expose the difference as two API paths</w:t>
+      </w:r>
+    </w:p>
+    <w:p>
+      <w:r>
+        <w:t>(cookie for old, JWT for new). Rejected: this is the state Sprint 1</w:t>
+      </w:r>
+    </w:p>
+    <w:p>
+      <w:r>
+        <w:t>ended in and the reason the SCRUM-42 route collision was so hard to</w:t>
+      </w:r>
+    </w:p>
+    <w:p>
+      <w:r>
+        <w:t>notice. Two auth systems means every future story asks which one to use.</w:t>
+      </w:r>
+    </w:p>
+    <w:p>
+      <w:pPr>
+        <w:pStyle w:val="ListBullet"/>
+      </w:pPr>
+      <w:r>
+        <w:rPr>
+          <w:sz w:val="22"/>
+        </w:rPr>
+        <w:t>**Introduce a session-to-JWT bridge**, i.e. after cookie login the server</w:t>
+      </w:r>
+    </w:p>
+    <w:p>
+      <w:r>
+        <w:t>mints a Supabase JWT the frontend can send back. Rejected as</w:t>
+      </w:r>
+    </w:p>
+    <w:p>
+      <w:r>
+        <w:t>over-engineering: it reintroduces the JWT surface area we don't need</w:t>
+      </w:r>
+    </w:p>
+    <w:p>
+      <w:r>
+        <w:t>and forces the same audit-log and lockout work to duplicate across two</w:t>
+      </w:r>
+    </w:p>
+    <w:p>
+      <w:r>
+        <w:t>representations.</w:t>
       </w:r>
     </w:p>
     <w:p>
@@ -2853,7 +4155,7 @@
         <w:rPr>
           <w:sz w:val="22"/>
         </w:rPr>
-        <w:t>A story's reasoning has exactly one home, referenced rather than repeated.</w:t>
+        <w:t>One code path for auth. Every reviewer knows which lookup to expect.</w:t>
       </w:r>
     </w:p>
     <w:p>
@@ -2864,7 +4166,12 @@
         <w:rPr>
           <w:sz w:val="22"/>
         </w:rPr>
-        <w:t>Customer clarifications keep the numbering of the customer's own file, so any entry can be checked against the source.</w:t>
+        <w:t>Existing SCRUM-01 login, SCRUM-93 verification, SCRUM-94 lockout, and</w:t>
+      </w:r>
+    </w:p>
+    <w:p>
+      <w:r>
+        <w:t>the E14-S02 audit-log integration all remain the canonical wiring.</w:t>
       </w:r>
     </w:p>
     <w:p>
@@ -2875,7 +4182,28 @@
         <w:rPr>
           <w:sz w:val="22"/>
         </w:rPr>
-        <w:t>A team assumption is visibly distinguishable from a customer requirement, which is the distinction the Week 13 Q&amp;A probes.</w:t>
+        <w:t>Removes the `mock-token` scaffolding from `App.tsx`, so the organiser</w:t>
+      </w:r>
+    </w:p>
+    <w:p>
+      <w:r>
+        <w:t>request flow can be exercised for real against a running server.</w:t>
+      </w:r>
+    </w:p>
+    <w:p>
+      <w:pPr>
+        <w:pStyle w:val="ListBullet"/>
+      </w:pPr>
+      <w:r>
+        <w:rPr>
+          <w:sz w:val="22"/>
+        </w:rPr>
+        <w:t>Deletes one server-side dependency (`@supabase/supabase-js` on the</w:t>
+      </w:r>
+    </w:p>
+    <w:p>
+      <w:r>
+        <w:t>backend) and simplifies the runtime.</w:t>
       </w:r>
     </w:p>
     <w:p>
@@ -2897,7 +4225,22 @@
         <w:rPr>
           <w:sz w:val="22"/>
         </w:rPr>
-        <w:t>Three documents must be kept in step. A story merged or retired in the workbook leaves a dangling reference in the BDR unless both are updated together.</w:t>
+        <w:t>Any future feature that wants third-party OAuth (Google sign-in, SSO)</w:t>
+      </w:r>
+    </w:p>
+    <w:p>
+      <w:r>
+        <w:t>will need Supabase Auth or an equivalent JWT layer added back. This ADR</w:t>
+      </w:r>
+    </w:p>
+    <w:p>
+      <w:r>
+        <w:t>is scoped to Release 1; a future ADR can reintroduce Supabase Auth on</w:t>
+      </w:r>
+    </w:p>
+    <w:p>
+      <w:r>
+        <w:t>top of the cookie session, not in place of it.</w:t>
       </w:r>
     </w:p>
     <w:p>
@@ -2908,7 +4251,27 @@
         <w:rPr>
           <w:sz w:val="22"/>
         </w:rPr>
-        <w:t>A reader wanting the full picture of one story must open two files.</w:t>
+        <w:t>Cookies are HttpOnly, so a JavaScript context cannot read them. This</w:t>
+      </w:r>
+    </w:p>
+    <w:p>
+      <w:r>
+        <w:t>is a feature (XSS-resistant); no code today needs to read the raw</w:t>
+      </w:r>
+    </w:p>
+    <w:p>
+      <w:r>
+        <w:t>token from JS. If a future feature needs a token in-browser (SSE with</w:t>
+      </w:r>
+    </w:p>
+    <w:p>
+      <w:r>
+        <w:t>a header, third-party embed), a bounded exposure will need a separate</w:t>
+      </w:r>
+    </w:p>
+    <w:p>
+      <w:r>
+        <w:t>ADR.</w:t>
       </w:r>
     </w:p>
     <w:p>
@@ -2924,7 +4287,7 @@
         <w:rPr>
           <w:sz w:val="32"/>
         </w:rPr>
-        <w:t>ADR-014 — One file per Vercel serverless API route</w:t>
+        <w:t>ADR-016 — Thirty-minute login lockout after five failures</w:t>
       </w:r>
     </w:p>
     <w:p>
@@ -2946,7 +4309,29 @@
         <w:rPr>
           <w:sz w:val="22"/>
         </w:rPr>
-        <w:t>**Related BDR:** T-56</w:t>
+        <w:t>**Date:** 18 September 2026</w:t>
+      </w:r>
+    </w:p>
+    <w:p>
+      <w:pPr>
+        <w:pStyle w:val="ListBullet"/>
+      </w:pPr>
+      <w:r>
+        <w:rPr>
+          <w:sz w:val="22"/>
+        </w:rPr>
+        <w:t>**Related BDR:** C-30, T-38, O-02</w:t>
+      </w:r>
+    </w:p>
+    <w:p>
+      <w:pPr>
+        <w:pStyle w:val="ListBullet"/>
+      </w:pPr>
+      <w:r>
+        <w:rPr>
+          <w:sz w:val="22"/>
+        </w:rPr>
+        <w:t>**Related stories:** E01-S01, E14-S02</w:t>
       </w:r>
     </w:p>
     <w:p>
@@ -2962,17 +4347,42 @@
     </w:p>
     <w:p>
       <w:r>
-        <w:t>Every file under `api/` builds as one serverless function on Vercel. The URL a function serves is derived from its path: `api/foo.ts` serves `/api/foo`, and `api/foo/index.ts` also serves `/api/foo`. When both files exist the build succeeds without warning, both lambdas ship, and one silently wins the route while the other becomes unreachable. Empirically on the current builder the parent-level file wins, but Vercel does not document the tie-breaker, so the outcome is undefined by contract.</w:t>
-      </w:r>
-    </w:p>
-    <w:p>
-      <w:r>
-        <w:t>This is not hypothetical. PR #56 (SCRUM-26 submit event request) added `api/events.ts` for the POST create path. `api/events/index.ts` already existed from PR #42 (SCRUM-18 hide internal planning info) serving the organiser browse-events GET listing. From the moment PR #56 shipped, `GET /api/events` in production returned `405 method_not_allowed` with `Allow: POST` — the organiser browse screen backed by `frontend/src/features/organiser/ClientEvents.tsx` was silently broken. Nobody noticed at review because the routing collision does not manifest in the build log, only at request time on the deployed URL, and the failing screen is behind SSO on the Vercel preview alias where teammates without dashboard access could not reach it.</w:t>
-      </w:r>
-    </w:p>
-    <w:p>
-      <w:r>
-        <w:t>The Hobby plan compounds the failure mode. It caps a deployment at twelve serverless functions. Two colliding files consume two slots but only serve one route, so the collision costs a slot that a future story needs. On the deployment where this bug was discovered the project sat at exactly 12/12 functions with one of them dead, leaving zero headroom for the next feature.</w:t>
+        <w:t>E01-S01 requires an account to be locked after five consecutive incorrect</w:t>
+      </w:r>
+    </w:p>
+    <w:p>
+      <w:r>
+        <w:t>passwords, guidance on resetting the password, recovery through an emailed</w:t>
+      </w:r>
+    </w:p>
+    <w:p>
+      <w:r>
+        <w:t>reset link, and an activity-log entry. BDR T-38 and O-02 established the</w:t>
+      </w:r>
+    </w:p>
+    <w:p>
+      <w:r>
+        <w:t>threshold and reset-link recovery but did not specify a timed lock duration.</w:t>
+      </w:r>
+    </w:p>
+    <w:p>
+      <w:r>
+        <w:t>The existing implementation in `backend/src/modules/accessControl/sessions.ts`</w:t>
+      </w:r>
+    </w:p>
+    <w:p>
+      <w:r>
+        <w:t>uses a 30-minute lock. This record documents the team's confirmation on</w:t>
+      </w:r>
+    </w:p>
+    <w:p>
+      <w:r>
+        <w:t>18 September 2026 that this duration and automatic expiry are the intended</w:t>
+      </w:r>
+    </w:p>
+    <w:p>
+      <w:r>
+        <w:t>policy. It is a team decision, not a customer-specified duration.</w:t>
       </w:r>
     </w:p>
     <w:p>
@@ -2987,18 +4397,156 @@
       </w:r>
     </w:p>
     <w:p>
-      <w:r>
-        <w:t>Under `api/` every URL path is served by exactly one file. A multi-verb endpoint dispatches on `request.method` inside a single handler. A new endpoint either lives at a distinct file path or reuses an existing file via method dispatch. `api/foo/index.ts` is never allowed to coexist with `api/foo.ts`; either the folder holds only nested routes or the parent file is deleted.</w:t>
-      </w:r>
-    </w:p>
-    <w:p>
-      <w:r>
-        <w:t>The file count under `api/` is kept at eleven or fewer as a soft limit. Twelve is the Hobby-plan hard cap; holding one slot in reserve means the next story never lands cap-blocked. Consolidating an existing endpoint into another file via method dispatch, or into `vercel.json` `rewrites` via a `?task=` parameter, is preferred over adding a new file.</w:t>
-      </w:r>
-    </w:p>
-    <w:p>
-      <w:r>
-        <w:t>Both rules are enforced by `scripts/check_api_routes.py`, wired into `.pre-commit-config.yaml` as a local pre-commit hook so a PR cannot reintroduce a collision or push the count past eleven without the check going red. The check also runs standalone.</w:t>
+      <w:pPr>
+        <w:pStyle w:val="ListBullet"/>
+      </w:pPr>
+      <w:r>
+        <w:rPr>
+          <w:sz w:val="22"/>
+        </w:rPr>
+        <w:t>The fifth consecutive incorrect password for an active, unlocked account</w:t>
+      </w:r>
+    </w:p>
+    <w:p>
+      <w:r>
+        <w:t>sets `failed_login_count` to five and `locked_until` to 30 minutes after</w:t>
+      </w:r>
+    </w:p>
+    <w:p>
+      <w:r>
+        <w:t>that failure, using the database clock.</w:t>
+      </w:r>
+    </w:p>
+    <w:p>
+      <w:pPr>
+        <w:pStyle w:val="ListBullet"/>
+      </w:pPr>
+      <w:r>
+        <w:rPr>
+          <w:sz w:val="22"/>
+        </w:rPr>
+        <w:t>During this period, login is refused even with the correct password.</w:t>
+      </w:r>
+    </w:p>
+    <w:p>
+      <w:r>
+        <w:t>Further attempts do not extend the deadline or create additional lockout</w:t>
+      </w:r>
+    </w:p>
+    <w:p>
+      <w:r>
+        <w:t>audit entries.</w:t>
+      </w:r>
+    </w:p>
+    <w:p>
+      <w:pPr>
+        <w:pStyle w:val="ListBullet"/>
+      </w:pPr>
+      <w:r>
+        <w:rPr>
+          <w:sz w:val="22"/>
+        </w:rPr>
+        <w:t>On the first login attempt at or after `locked_until`, clear the expired</w:t>
+      </w:r>
+    </w:p>
+    <w:p>
+      <w:r>
+        <w:t>lock and reset the failure count before checking that attempt. Expiry</w:t>
+      </w:r>
+    </w:p>
+    <w:p>
+      <w:r>
+        <w:t>permits another attempt; it does not authenticate the user or reactivate</w:t>
+      </w:r>
+    </w:p>
+    <w:p>
+      <w:r>
+        <w:t>an inactive account.</w:t>
+      </w:r>
+    </w:p>
+    <w:p>
+      <w:pPr>
+        <w:pStyle w:val="ListBullet"/>
+      </w:pPr>
+      <w:r>
+        <w:rPr>
+          <w:sz w:val="22"/>
+        </w:rPr>
+        <w:t>A successful login before the fifth failure resets the consecutive count.</w:t>
+      </w:r>
+    </w:p>
+    <w:p>
+      <w:pPr>
+        <w:pStyle w:val="ListBullet"/>
+      </w:pPr>
+      <w:r>
+        <w:rPr>
+          <w:sz w:val="22"/>
+        </w:rPr>
+        <w:t>Password reset remains an alternative recovery path before the 30 minutes</w:t>
+      </w:r>
+    </w:p>
+    <w:p>
+      <w:r>
+        <w:t>have elapsed. A successful reset clears the lock and failure count and</w:t>
+      </w:r>
+    </w:p>
+    <w:p>
+      <w:r>
+        <w:t>permits login with the new password.</w:t>
+      </w:r>
+    </w:p>
+    <w:p>
+      <w:pPr>
+        <w:pStyle w:val="ListBullet"/>
+      </w:pPr>
+      <w:r>
+        <w:rPr>
+          <w:sz w:val="22"/>
+        </w:rPr>
+        <w:t>Reset links expire 15 minutes after issuance and are single-use. This is</w:t>
+      </w:r>
+    </w:p>
+    <w:p>
+      <w:r>
+        <w:t>separate from the 30-minute account lock duration.</w:t>
+      </w:r>
+    </w:p>
+    <w:p>
+      <w:pPr>
+        <w:pStyle w:val="ListBullet"/>
+      </w:pPr>
+      <w:r>
+        <w:rPr>
+          <w:sz w:val="22"/>
+        </w:rPr>
+        <w:t>Record one `Account Locked` activity-log entry when the fifth failure</w:t>
+      </w:r>
+    </w:p>
+    <w:p>
+      <w:r>
+        <w:t>triggers the lock. Update the account and audit log in the same transaction,</w:t>
+      </w:r>
+    </w:p>
+    <w:p>
+      <w:r>
+        <w:t>serializing attempts for the same account.</w:t>
+      </w:r>
+    </w:p>
+    <w:p>
+      <w:pPr>
+        <w:pStyle w:val="ListBullet"/>
+      </w:pPr>
+      <w:r>
+        <w:rPr>
+          <w:sz w:val="22"/>
+        </w:rPr>
+        <w:t>Keep failed-login responses generic and provide password-reset guidance</w:t>
+      </w:r>
+    </w:p>
+    <w:p>
+      <w:r>
+        <w:t>without revealing whether an email address is registered.</w:t>
       </w:r>
     </w:p>
     <w:p>
@@ -3020,7 +4568,12 @@
         <w:rPr>
           <w:sz w:val="22"/>
         </w:rPr>
-        <w:t>Trust Vercel to fail the build on collision. Rejected: the current builder emits both functions with no error, and the failing route is only visible at request time on the deployed URL. The team has no way to force this behaviour and no signal that it will change.</w:t>
+        <w:t>Lock until a successful password reset, with no automatic expiry. Rejected</w:t>
+      </w:r>
+    </w:p>
+    <w:p>
+      <w:r>
+        <w:t>in favour of a bounded waiting period while retaining reset-based recovery.</w:t>
       </w:r>
     </w:p>
     <w:p>
@@ -3031,7 +4584,23 @@
         <w:rPr>
           <w:sz w:val="22"/>
         </w:rPr>
-        <w:t>Rename every colliding file to a distinct URL (for example `api/events/index.ts` becomes `api/events/list.ts` serving `/api/events/list`). Rejected: it fragments a single logical resource across two URLs, requires every caller and every route mock in the E2E suite to be updated, and does not address the twelve-function cap. It also concedes the URL contract to a routing quirk rather than the resource model.</w:t>
+        <w:t>Extend the lock on every subsequent attempt. Rejected because repeated</w:t>
+      </w:r>
+    </w:p>
+    <w:p>
+      <w:r>
+        <w:t>attempts could keep another user's account locked indefinitely.</w:t>
+      </w:r>
+    </w:p>
+    <w:p>
+      <w:pPr>
+        <w:pStyle w:val="Heading3"/>
+      </w:pPr>
+      <w:r>
+        <w:rPr>
+          <w:sz w:val="24"/>
+        </w:rPr>
+        <w:t>What this buys us</w:t>
       </w:r>
     </w:p>
     <w:p>
@@ -3042,7 +4611,12 @@
         <w:rPr>
           <w:sz w:val="22"/>
         </w:rPr>
-        <w:t>Move all multi-verb dispatch into `vercel.json` `rewrites` (the pattern already used for `/api/auth/verify` and `/api/cron/notification-worker`). Rejected as the default: adding a `rewrites` entry per endpoint balloons the config and hides routing behaviour in a file separate from the handler. Rewrites remain the right tool when the same handler serves several logical task names (as with the cron dispatcher); method dispatch inside one file is the right tool when the URL is the same and only the verb changes.</w:t>
+        <w:t>A precise, testable meaning for `locked_until` that matches the existing</w:t>
+      </w:r>
+    </w:p>
+    <w:p>
+      <w:r>
+        <w:t>30-minute implementation.</w:t>
       </w:r>
     </w:p>
     <w:p>
@@ -3053,7 +4627,12 @@
         <w:rPr>
           <w:sz w:val="22"/>
         </w:rPr>
-        <w:t>Split the backend out of Vercel serverless entirely and run it on a single long-lived container (Fly, Railway, or a small Node process on Supabase edge). Rejected for release 1: the free-tier deploy story on Vercel plus Supabase is deliberately what the team chose, and the cost of the collision was one dead endpoint that a hook can prevent, not a systemic runtime problem.</w:t>
+        <w:t>Users can retry after a bounded delay or recover earlier through password</w:t>
+      </w:r>
+    </w:p>
+    <w:p>
+      <w:r>
+        <w:t>reset once that flow is implemented.</w:t>
       </w:r>
     </w:p>
     <w:p>
@@ -3064,6 +4643,607 @@
         <w:rPr>
           <w:sz w:val="24"/>
         </w:rPr>
+        <w:t>What it costs</w:t>
+      </w:r>
+    </w:p>
+    <w:p>
+      <w:pPr>
+        <w:pStyle w:val="ListBullet"/>
+      </w:pPr>
+      <w:r>
+        <w:rPr>
+          <w:sz w:val="22"/>
+        </w:rPr>
+        <w:t>An attacker can resume attempts after expiry; this policy alone does not</w:t>
+      </w:r>
+    </w:p>
+    <w:p>
+      <w:r>
+        <w:t>prevent repeated cycles of password guessing or temporary denial of access.</w:t>
+      </w:r>
+    </w:p>
+    <w:p>
+      <w:pPr>
+        <w:pStyle w:val="ListBullet"/>
+      </w:pPr>
+      <w:r>
+        <w:rPr>
+          <w:sz w:val="22"/>
+        </w:rPr>
+        <w:t>Automatic expiry and reset-based recovery both need test coverage.</w:t>
+      </w:r>
+    </w:p>
+    <w:p>
+      <w:pPr>
+        <w:pStyle w:val="Heading3"/>
+      </w:pPr>
+      <w:r>
+        <w:rPr>
+          <w:sz w:val="24"/>
+        </w:rPr>
+        <w:t>Implementation and verification status</w:t>
+      </w:r>
+    </w:p>
+    <w:p>
+      <w:r>
+        <w:t>The session service already implements the threshold, timed expiry,</w:t>
+      </w:r>
+    </w:p>
+    <w:p>
+      <w:r>
+        <w:t>transactional row locking, and lockout audit entry. Its seven existing unit</w:t>
+      </w:r>
+    </w:p>
+    <w:p>
+      <w:r>
+        <w:t>tests passed during the 18 September 2026 review, using a mocked database.</w:t>
+      </w:r>
+    </w:p>
+    <w:p>
+      <w:r>
+        <w:t>They do not establish real-database concurrency behaviour.</w:t>
+      </w:r>
+    </w:p>
+    <w:p>
+      <w:r>
+        <w:t>At the time this decision was recorded, password-reset endpoints, reset-email</w:t>
+      </w:r>
+    </w:p>
+    <w:p>
+      <w:r>
+        <w:t>delivery, reset forms, and login-screen guidance were unfinished. Follow-up</w:t>
+      </w:r>
+    </w:p>
+    <w:p>
+      <w:r>
+        <w:t>implementation and verification are tracked in [E01-S01 login and recovery](../testing/login-recovery.md).</w:t>
+      </w:r>
+    </w:p>
+    <w:p>
+      <w:r>
+        <w:t>This decision does not itself mark E01-S01 complete or remove its reset</w:t>
+      </w:r>
+    </w:p>
+    <w:p>
+      <w:r>
+        <w:t>acceptance criteria.</w:t>
+      </w:r>
+    </w:p>
+    <w:p>
+      <w:r>
+        <w:br w:type="page"/>
+      </w:r>
+    </w:p>
+    <w:p>
+      <w:pPr>
+        <w:pStyle w:val="Heading1"/>
+      </w:pPr>
+      <w:r>
+        <w:rPr>
+          <w:sz w:val="32"/>
+        </w:rPr>
+        <w:t>ADR-017 — Story owners build their own frontend on a shared skeleton</w:t>
+      </w:r>
+    </w:p>
+    <w:p>
+      <w:pPr>
+        <w:pStyle w:val="ListBullet"/>
+      </w:pPr>
+      <w:r>
+        <w:rPr>
+          <w:sz w:val="22"/>
+        </w:rPr>
+        <w:t>**Status:** Accepted</w:t>
+      </w:r>
+    </w:p>
+    <w:p>
+      <w:pPr>
+        <w:pStyle w:val="ListBullet"/>
+      </w:pPr>
+      <w:r>
+        <w:rPr>
+          <w:sz w:val="22"/>
+        </w:rPr>
+        <w:t>**Date:** 30 September 2026</w:t>
+      </w:r>
+    </w:p>
+    <w:p>
+      <w:pPr>
+        <w:pStyle w:val="ListBullet"/>
+      </w:pPr>
+      <w:r>
+        <w:rPr>
+          <w:sz w:val="22"/>
+        </w:rPr>
+        <w:t>**Related BDR:** —</w:t>
+      </w:r>
+    </w:p>
+    <w:p>
+      <w:pPr>
+        <w:pStyle w:val="ListBullet"/>
+      </w:pPr>
+      <w:r>
+        <w:rPr>
+          <w:sz w:val="22"/>
+        </w:rPr>
+        <w:t>**Related stories:** every Release 1 story with a screen; Jira SCRUM-116 to SCRUM-120</w:t>
+      </w:r>
+    </w:p>
+    <w:p>
+      <w:pPr>
+        <w:pStyle w:val="Heading3"/>
+      </w:pPr>
+      <w:r>
+        <w:rPr>
+          <w:sz w:val="24"/>
+        </w:rPr>
+        <w:t>Context</w:t>
+      </w:r>
+    </w:p>
+    <w:p>
+      <w:r>
+        <w:t>ADR-007 settled on one single-page application for all five roles. It did not</w:t>
+      </w:r>
+    </w:p>
+    <w:p>
+      <w:r>
+        <w:t>settle who builds each screen, or how they are kept consistent.</w:t>
+      </w:r>
+    </w:p>
+    <w:p>
+      <w:r>
+        <w:t>Through Sprint 1 and most of Sprint 2 the team worked to a split recorded in</w:t>
+      </w:r>
+    </w:p>
+    <w:p>
+      <w:r>
+        <w:t>`.agents/STATE.md` on 26 September 2026: one developer (Amareet) built all</w:t>
+      </w:r>
+    </w:p>
+    <w:p>
+      <w:r>
+        <w:t>frontend work, and the other five built backends. Screens that pre-dated that</w:t>
+      </w:r>
+    </w:p>
+    <w:p>
+      <w:r>
+        <w:t>split were built by whoever owned the story, each in their own style.</w:t>
+      </w:r>
+    </w:p>
+    <w:p>
+      <w:r>
+        <w:t>By the end of Sprint 2 two problems were visible:</w:t>
+      </w:r>
+    </w:p>
+    <w:p>
+      <w:pPr>
+        <w:pStyle w:val="ListBullet"/>
+      </w:pPr>
+      <w:r>
+        <w:rPr>
+          <w:sz w:val="22"/>
+        </w:rPr>
+        <w:t>**One frontend developer was a bottleneck.** Every story's screen queued</w:t>
+      </w:r>
+    </w:p>
+    <w:p>
+      <w:r>
+        <w:t>behind that person once its backend landed, while five developers produced</w:t>
+      </w:r>
+    </w:p>
+    <w:p>
+      <w:r>
+        <w:t>backends in parallel. Sprint 1 delivered about 24 of 36 planned points, and</w:t>
+      </w:r>
+    </w:p>
+    <w:p>
+      <w:r>
+        <w:t>Sprint 2 was tracking at a similar rate, with 25 stories (83 points) still</w:t>
+      </w:r>
+    </w:p>
+    <w:p>
+      <w:r>
+        <w:t>planned for Sprints 3 and 4.</w:t>
+      </w:r>
+    </w:p>
+    <w:p>
+      <w:pPr>
+        <w:pStyle w:val="ListBullet"/>
+      </w:pPr>
+      <w:r>
+        <w:rPr>
+          <w:sz w:val="22"/>
+        </w:rPr>
+        <w:t>**The frontend had no common design language.** The code on `main` has 13</w:t>
+      </w:r>
+    </w:p>
+    <w:p>
+      <w:r>
+        <w:t>feature-specific page wrappers and 9 heading styles beside the shared</w:t>
+      </w:r>
+    </w:p>
+    <w:p>
+      <w:r>
+        <w:t>`.page-heading`. `.eyebrow` is redefined in 8 stylesheets and</w:t>
+      </w:r>
+    </w:p>
+    <w:p>
+      <w:r>
+        <w:t>`.primary-action` in 4. There are about 20 raw font sizes next to a five-step</w:t>
+      </w:r>
+    </w:p>
+    <w:p>
+      <w:r>
+        <w:t>type scale, and six corner radii. The Organiser event list and the venue</w:t>
+      </w:r>
+    </w:p>
+    <w:p>
+      <w:r>
+        <w:t>search screen use almost none of the shared styles.</w:t>
+      </w:r>
+    </w:p>
+    <w:p>
+      <w:r>
+        <w:t>After a team discussion on 30 September 2026, the course instructor gave</w:t>
+      </w:r>
+    </w:p>
+    <w:p>
+      <w:r>
+        <w:t>feedback that the team needed a common design language as a high priority and</w:t>
+      </w:r>
+    </w:p>
+    <w:p>
+      <w:r>
+        <w:t>that a single frontend developer was too great a bottleneck.</w:t>
+      </w:r>
+    </w:p>
+    <w:p>
+      <w:pPr>
+        <w:pStyle w:val="Heading3"/>
+      </w:pPr>
+      <w:r>
+        <w:rPr>
+          <w:sz w:val="24"/>
+        </w:rPr>
+        <w:t>Decision</w:t>
+      </w:r>
+    </w:p>
+    <w:p>
+      <w:pPr>
+        <w:pStyle w:val="ListBullet"/>
+      </w:pPr>
+      <w:r>
+        <w:rPr>
+          <w:sz w:val="22"/>
+        </w:rPr>
+        <w:t>**Each story's owner builds that story's frontend as well as its backend.**</w:t>
+      </w:r>
+    </w:p>
+    <w:p>
+      <w:r>
+        <w:t>The owner is the Jira assignee. This applies from Sprint 3 onward, and to any</w:t>
+      </w:r>
+    </w:p>
+    <w:p>
+      <w:r>
+        <w:t>Sprint 2 story whose frontend is not yet started.</w:t>
+      </w:r>
+    </w:p>
+    <w:p>
+      <w:pPr>
+        <w:pStyle w:val="ListBullet"/>
+      </w:pPr>
+      <w:r>
+        <w:rPr>
+          <w:sz w:val="22"/>
+        </w:rPr>
+        <w:t>**Owners build on a shared frontend skeleton**, delivered under SCRUM-116 and</w:t>
+      </w:r>
+    </w:p>
+    <w:p>
+      <w:r>
+        <w:t>owned by Amareet:</w:t>
+      </w:r>
+    </w:p>
+    <w:p>
+      <w:pPr>
+        <w:pStyle w:val="ListBullet"/>
+      </w:pPr>
+      <w:r>
+        <w:rPr>
+          <w:sz w:val="22"/>
+        </w:rPr>
+        <w:t>an app shell (shared header and page frame) on every route;</w:t>
+      </w:r>
+    </w:p>
+    <w:p>
+      <w:pPr>
+        <w:pStyle w:val="ListBullet"/>
+      </w:pPr>
+      <w:r>
+        <w:rPr>
+          <w:sz w:val="22"/>
+        </w:rPr>
+        <w:t>a single route list that drives routing, role navigation and the per-role</w:t>
+      </w:r>
+    </w:p>
+    <w:p>
+      <w:r>
+        <w:t>login redirect;</w:t>
+      </w:r>
+    </w:p>
+    <w:p>
+      <w:pPr>
+        <w:pStyle w:val="ListBullet"/>
+      </w:pPr>
+      <w:r>
+        <w:rPr>
+          <w:sz w:val="22"/>
+        </w:rPr>
+        <w:t>design tokens (colour, type scale, spacing and radius);</w:t>
+      </w:r>
+    </w:p>
+    <w:p>
+      <w:pPr>
+        <w:pStyle w:val="ListBullet"/>
+      </w:pPr>
+      <w:r>
+        <w:rPr>
+          <w:sz w:val="22"/>
+        </w:rPr>
+        <w:t>about a dozen shared building blocks, including page heading, card,</w:t>
+      </w:r>
+    </w:p>
+    <w:p>
+      <w:r>
+        <w:t>buttons, form field, status pill, data list, alert, and the loading, empty,</w:t>
+      </w:r>
+    </w:p>
+    <w:p>
+      <w:r>
+        <w:t>error and refused states;</w:t>
+      </w:r>
+    </w:p>
+    <w:p>
+      <w:pPr>
+        <w:pStyle w:val="ListBullet"/>
+      </w:pPr>
+      <w:r>
+        <w:rPr>
+          <w:sz w:val="22"/>
+        </w:rPr>
+        <w:t>four page templates: List, Detail, Form and Decision;</w:t>
+      </w:r>
+    </w:p>
+    <w:p>
+      <w:pPr>
+        <w:pStyle w:val="ListBullet"/>
+      </w:pPr>
+      <w:r>
+        <w:rPr>
+          <w:sz w:val="22"/>
+        </w:rPr>
+        <w:t>a standard data-loading pattern that ignores late responses;</w:t>
+      </w:r>
+    </w:p>
+    <w:p>
+      <w:pPr>
+        <w:pStyle w:val="ListBullet"/>
+      </w:pPr>
+      <w:r>
+        <w:rPr>
+          <w:sz w:val="22"/>
+        </w:rPr>
+        <w:t>test helpers and a short developer guide.</w:t>
+      </w:r>
+    </w:p>
+    <w:p>
+      <w:pPr>
+        <w:pStyle w:val="ListBullet"/>
+      </w:pPr>
+      <w:r>
+        <w:rPr>
+          <w:sz w:val="22"/>
+        </w:rPr>
+        <w:t>**A design-language document, `design.md` (SCRUM-117, owned by Bryan), sets</w:t>
+      </w:r>
+    </w:p>
+    <w:p>
+      <w:r>
+        <w:t>the rules** that the skeleton implements. Where the two disagree, the</w:t>
+      </w:r>
+    </w:p>
+    <w:p>
+      <w:r>
+        <w:t>difference is raised and resolved rather than chosen silently.</w:t>
+      </w:r>
+    </w:p>
+    <w:p>
+      <w:pPr>
+        <w:pStyle w:val="ListBullet"/>
+      </w:pPr>
+      <w:r>
+        <w:rPr>
+          <w:sz w:val="22"/>
+        </w:rPr>
+        <w:t>**The skeleton is delivered in small PRs, not as a single restyle.**</w:t>
+      </w:r>
+    </w:p>
+    <w:p>
+      <w:r>
+        <w:t>Existing pages move onto it when their owner next changes them. Amareet</w:t>
+      </w:r>
+    </w:p>
+    <w:p>
+      <w:r>
+        <w:t>moves their own Sprint 2 pages across (SCRUM-119) as the working reference.</w:t>
+      </w:r>
+    </w:p>
+    <w:p>
+      <w:pPr>
+        <w:pStyle w:val="ListBullet"/>
+      </w:pPr>
+      <w:r>
+        <w:rPr>
+          <w:sz w:val="22"/>
+        </w:rPr>
+        <w:t>**Le Xin's E05-S04 maintenance-blocks screen (SCRUM-120) is the pilot**, to</w:t>
+      </w:r>
+    </w:p>
+    <w:p>
+      <w:r>
+        <w:t>test the skeleton before other owners adopt it.</w:t>
+      </w:r>
+    </w:p>
+    <w:p>
+      <w:pPr>
+        <w:pStyle w:val="ListBullet"/>
+      </w:pPr>
+      <w:r>
+        <w:rPr>
+          <w:sz w:val="22"/>
+        </w:rPr>
+        <w:t>**The previous split is retired.** Amareet remains Scrum Master and owns the</w:t>
+      </w:r>
+    </w:p>
+    <w:p>
+      <w:r>
+        <w:t>skeleton, and reviews and pairs on other owners' frontend work instead of</w:t>
+      </w:r>
+    </w:p>
+    <w:p>
+      <w:r>
+        <w:t>building every screen.</w:t>
+      </w:r>
+    </w:p>
+    <w:p>
+      <w:pPr>
+        <w:pStyle w:val="Heading3"/>
+      </w:pPr>
+      <w:r>
+        <w:rPr>
+          <w:sz w:val="24"/>
+        </w:rPr>
+        <w:t>Alternatives considered</w:t>
+      </w:r>
+    </w:p>
+    <w:p>
+      <w:pPr>
+        <w:pStyle w:val="ListBullet"/>
+      </w:pPr>
+      <w:r>
+        <w:rPr>
+          <w:sz w:val="22"/>
+        </w:rPr>
+        <w:t>**Keep a single frontend developer.** Rejected: it is the bottleneck the</w:t>
+      </w:r>
+    </w:p>
+    <w:p>
+      <w:r>
+        <w:t>instructor identified, and the backlog cannot be delivered at that pace.</w:t>
+      </w:r>
+    </w:p>
+    <w:p>
+      <w:pPr>
+        <w:pStyle w:val="ListBullet"/>
+      </w:pPr>
+      <w:r>
+        <w:rPr>
+          <w:sz w:val="22"/>
+        </w:rPr>
+        <w:t>**Let each owner build screens with no shared skeleton.** Rejected: it is</w:t>
+      </w:r>
+    </w:p>
+    <w:p>
+      <w:r>
+        <w:t>how the current inconsistencies arose, and it contradicts the instructor's</w:t>
+      </w:r>
+    </w:p>
+    <w:p>
+      <w:r>
+        <w:t>call for a common design language.</w:t>
+      </w:r>
+    </w:p>
+    <w:p>
+      <w:pPr>
+        <w:pStyle w:val="ListBullet"/>
+      </w:pPr>
+      <w:r>
+        <w:rPr>
+          <w:sz w:val="22"/>
+        </w:rPr>
+        <w:t>**Build every screen in the frontend first, then hand them over for backend</w:t>
+      </w:r>
+    </w:p>
+    <w:p>
+      <w:r>
+        <w:t>wiring.** Rejected: it keeps the same bottleneck and duplicates effort,</w:t>
+      </w:r>
+    </w:p>
+    <w:p>
+      <w:r>
+        <w:t>because most Sprint 3 and 4 screens already exist as mock screens that only</w:t>
+      </w:r>
+    </w:p>
+    <w:p>
+      <w:r>
+        <w:t>need connecting to real data.</w:t>
+      </w:r>
+    </w:p>
+    <w:p>
+      <w:pPr>
+        <w:pStyle w:val="ListBullet"/>
+      </w:pPr>
+      <w:r>
+        <w:rPr>
+          <w:sz w:val="22"/>
+        </w:rPr>
+        <w:t>**Adopt a third-party component library.** Not chosen for now. The</w:t>
+      </w:r>
+    </w:p>
+    <w:p>
+      <w:r>
+        <w:t>existing tokens and components cover the needs identified in the screen</w:t>
+      </w:r>
+    </w:p>
+    <w:p>
+      <w:r>
+        <w:t>inventory, and a new dependency would add learning and migration work. It</w:t>
+      </w:r>
+    </w:p>
+    <w:p>
+      <w:r>
+        <w:t>can be revisited in `design.md`.</w:t>
+      </w:r>
+    </w:p>
+    <w:p>
+      <w:pPr>
+        <w:pStyle w:val="Heading3"/>
+      </w:pPr>
+      <w:r>
+        <w:rPr>
+          <w:sz w:val="24"/>
+        </w:rPr>
         <w:t>What this buys us</w:t>
       </w:r>
     </w:p>
@@ -3075,7 +5255,7 @@
         <w:rPr>
           <w:sz w:val="22"/>
         </w:rPr>
-        <w:t>The failure mode that broke E01-S03 (SCRUM-18) for the whole of Sprint 1 becomes a red pre-commit hook rather than a silent production regression.</w:t>
+        <w:t>Frontend work runs in parallel across six developers instead of one.</w:t>
       </w:r>
     </w:p>
     <w:p>
@@ -3086,7 +5266,12 @@
         <w:rPr>
           <w:sz w:val="22"/>
         </w:rPr>
-        <w:t>Consolidating `api/events.ts` and `api/events/index.ts` into one file returned one lambda slot, so SCRUM-27 draft persistence has room to land without a function-count fight.</w:t>
+        <w:t>Screens look consistent, because the tokens, blocks and templates are</w:t>
+      </w:r>
+    </w:p>
+    <w:p>
+      <w:r>
+        <w:t>shared rather than re-invented per feature.</w:t>
       </w:r>
     </w:p>
     <w:p>
@@ -3097,7 +5282,17 @@
         <w:rPr>
           <w:sz w:val="22"/>
         </w:rPr>
-        <w:t>One rule to remember when adding an API route: one URL, one file. No routing quirks in the reader's head.</w:t>
+        <w:t>Correct behaviour comes built in: loading, empty, error and refused states,</w:t>
+      </w:r>
+    </w:p>
+    <w:p>
+      <w:r>
+        <w:t>late-response handling, and phone layouts, which were previously easy to</w:t>
+      </w:r>
+    </w:p>
+    <w:p>
+      <w:r>
+        <w:t>miss.</w:t>
       </w:r>
     </w:p>
     <w:p>
@@ -3108,7 +5303,22 @@
         <w:rPr>
           <w:sz w:val="22"/>
         </w:rPr>
-        <w:t>The eleven-file soft limit makes the twelve-function cap visible at authoring time instead of at deploy time, where only Bryan can read the log.</w:t>
+        <w:t>One route list removes a class of bug. For example, the login redirect was</w:t>
+      </w:r>
+    </w:p>
+    <w:p>
+      <w:r>
+        <w:t>never updated when role pages went live, so sign-in sent every staff role to</w:t>
+      </w:r>
+    </w:p>
+    <w:p>
+      <w:r>
+        <w:t>the Organiser-only `/events` page. #158 fixed it for Event Coordinators;</w:t>
+      </w:r>
+    </w:p>
+    <w:p>
+      <w:r>
+        <w:t>Venue Staff, Technical Support and Admins still land on `/events`.</w:t>
       </w:r>
     </w:p>
     <w:p>
@@ -3130,7 +5340,12 @@
         <w:rPr>
           <w:sz w:val="22"/>
         </w:rPr>
-        <w:t>A file serving multiple verbs carries more than one concern. Method dispatch is unambiguous but a handler with three method branches and a growing set of query-parameter branches will eventually want a proper router. That refactor is a future PR, not this one; the immediate rule is one file per URL, kept small by delegating to modules under `backend/src/`.</w:t>
+        <w:t>Backend developers must learn the frontend stack and the skeleton's</w:t>
+      </w:r>
+    </w:p>
+    <w:p>
+      <w:r>
+        <w:t>conventions. Their first screens will be slower, and need closer review.</w:t>
       </w:r>
     </w:p>
     <w:p>
@@ -3141,7 +5356,12 @@
         <w:rPr>
           <w:sz w:val="22"/>
         </w:rPr>
-        <w:t>The soft limit can require refactoring an existing file before a new endpoint can land, which is friction the twelve-function cap creates whether or not this ADR exists. The alternative is discovering the cap at deploy time when a story is already in review.</w:t>
+        <w:t>The skeleton is up-front work in Sprint 3 before owners can use it fully.</w:t>
+      </w:r>
+    </w:p>
+    <w:p>
+      <w:r>
+        <w:t>Stories started before it lands may need moving across afterwards.</w:t>
       </w:r>
     </w:p>
     <w:p>
@@ -3152,7 +5372,99 @@
         <w:rPr>
           <w:sz w:val="22"/>
         </w:rPr>
-        <w:t>`scripts/check_api_routes.py` is one more thing to keep in step with Vercel builder changes. If Vercel ever adds a supported way to serve `api/foo.ts` and `api/foo/index.ts` as different verbs, this ADR retires; until then, prevention is cheaper than debugging the next silent 405.</w:t>
+        <w:t>Consistency now depends on review. Someone must check frontend PRs from</w:t>
+      </w:r>
+    </w:p>
+    <w:p>
+      <w:r>
+        <w:t>backend developers against `design.md`; which reviewer is not yet decided.</w:t>
+      </w:r>
+    </w:p>
+    <w:p>
+      <w:pPr>
+        <w:pStyle w:val="ListBullet"/>
+      </w:pPr>
+      <w:r>
+        <w:rPr>
+          <w:sz w:val="22"/>
+        </w:rPr>
+        <w:t>Existing pages stay inconsistent until their owners touch them. A client</w:t>
+      </w:r>
+    </w:p>
+    <w:p>
+      <w:r>
+        <w:t>demo before then will still show uneven screens.</w:t>
+      </w:r>
+    </w:p>
+    <w:p>
+      <w:pPr>
+        <w:pStyle w:val="Heading3"/>
+      </w:pPr>
+      <w:r>
+        <w:rPr>
+          <w:sz w:val="24"/>
+        </w:rPr>
+        <w:t>Implementation and verification status</w:t>
+      </w:r>
+    </w:p>
+    <w:p>
+      <w:r>
+        <w:t>At the time of recording, 30 September 2026, nothing of the skeleton is built.</w:t>
+      </w:r>
+    </w:p>
+    <w:p>
+      <w:r>
+        <w:t>The inputs are drafted: a screen inventory mapping all 47 Release 1 stories to</w:t>
+      </w:r>
+    </w:p>
+    <w:p>
+      <w:r>
+        <w:t>role, route, status and page pattern (SCRUM-118), a building-block and template</w:t>
+      </w:r>
+    </w:p>
+    <w:p>
+      <w:r>
+        <w:t>list, and a summary of the tokens and inconsistencies in the current code, as</w:t>
+      </w:r>
+    </w:p>
+    <w:p>
+      <w:r>
+        <w:t>input for `design.md`.</w:t>
+      </w:r>
+    </w:p>
+    <w:p>
+      <w:r>
+        <w:t>The existing shared header (`frontend/src/features/shell/AppHeader.tsx`, #147)</w:t>
+      </w:r>
+    </w:p>
+    <w:p>
+      <w:r>
+        <w:t>and the Coordinator workspace's state components are the starting point for</w:t>
+      </w:r>
+    </w:p>
+    <w:p>
+      <w:r>
+        <w:t>the skeleton. Two Sprint 2 stories not yet started when this decision was</w:t>
+      </w:r>
+    </w:p>
+    <w:p>
+      <w:r>
+        <w:t>made, E03-S02 (SCRUM-33) and E03-S03 (SCRUM-34), stay in Sprint 2; their owner</w:t>
+      </w:r>
+    </w:p>
+    <w:p>
+      <w:r>
+        <w:t>plans to finish them this sprint and builds both sides under this model.</w:t>
+      </w:r>
+    </w:p>
+    <w:p>
+      <w:r>
+        <w:t>This decision does not mark any story complete or change any acceptance</w:t>
+      </w:r>
+    </w:p>
+    <w:p>
+      <w:r>
+        <w:t>criteria.</w:t>
       </w:r>
     </w:p>
     <w:p>
@@ -3168,7 +5480,7 @@
         <w:rPr>
           <w:sz w:val="32"/>
         </w:rPr>
-        <w:t>ADR-015 — Cookie sessions everywhere; no Supabase Auth in Release 1</w:t>
+        <w:t>ADR-018 — Restore Sessions as first-class Event entities</w:t>
       </w:r>
     </w:p>
     <w:p>
@@ -3179,7 +5491,7 @@
         <w:rPr>
           <w:sz w:val="22"/>
         </w:rPr>
-        <w:t>**Status:** Accepted</w:t>
+        <w:t>**Status:** Accepted — team decision recorded 13 October 2026</w:t>
       </w:r>
     </w:p>
     <w:p>
@@ -3190,7 +5502,7 @@
         <w:rPr>
           <w:sz w:val="22"/>
         </w:rPr>
-        <w:t>**Related BDR:** T-58</w:t>
+        <w:t>**Related BDR:** C-62, C-107, T-48, T-79, T-85, O-10, O-50, O-51</w:t>
       </w:r>
     </w:p>
     <w:p>
@@ -3201,7 +5513,135 @@
         <w:rPr>
           <w:sz w:val="22"/>
         </w:rPr>
-        <w:t>**Supersedes:** none; consolidates two existing implementations</w:t>
+        <w:t>**Supersedes:** the Release 1 retirement of Sessions in ADR-004 and ADR-005</w:t>
+      </w:r>
+    </w:p>
+    <w:p>
+      <w:pPr>
+        <w:pStyle w:val="Heading3"/>
+      </w:pPr>
+      <w:r>
+        <w:rPr>
+          <w:sz w:val="24"/>
+        </w:rPr>
+        <w:t>Context</w:t>
+      </w:r>
+    </w:p>
+    <w:p>
+      <w:r>
+        <w:t>Week 4 C-62 led the team to represent each programme session as a separate</w:t>
+      </w:r>
+    </w:p>
+    <w:p>
+      <w:r>
+        <w:t>Event (T-48), so ADR-004 and ADR-005 were retired. Week 9 C-107 now describes</w:t>
+      </w:r>
+    </w:p>
+    <w:p>
+      <w:r>
+        <w:t>venue bookings across separate Session periods, including repeat bookings of</w:t>
+      </w:r>
+    </w:p>
+    <w:p>
+      <w:r>
+        <w:t>one Venue, and equipment reservations for the specific Session timing and</w:t>
+      </w:r>
+    </w:p>
+    <w:p>
+      <w:r>
+        <w:t>Venue. The team selected T-79 to restore Session as a child of Event while</w:t>
+      </w:r>
+    </w:p>
+    <w:p>
+      <w:r>
+        <w:t>retaining C-62 as the historical answer that informed the earlier decision.</w:t>
+      </w:r>
+    </w:p>
+    <w:p>
+      <w:pPr>
+        <w:pStyle w:val="Heading3"/>
+      </w:pPr>
+      <w:r>
+        <w:rPr>
+          <w:sz w:val="24"/>
+        </w:rPr>
+        <w:t>Decision</w:t>
+      </w:r>
+    </w:p>
+    <w:p>
+      <w:r>
+        <w:t>An Event contains one or more Sessions. Each Session owns its period, expected</w:t>
+      </w:r>
+    </w:p>
+    <w:p>
+      <w:r>
+        <w:t>attendance, venue/layout/accessibility requirements, and equipment requirements.</w:t>
+      </w:r>
+    </w:p>
+    <w:p>
+      <w:r>
+        <w:t>The Event's expected-attendance value remains the overall planning total; it is</w:t>
+      </w:r>
+    </w:p>
+    <w:p>
+      <w:r>
+        <w:t>not a booking-suitability fallback or registration cap. Venue bookings and</w:t>
+      </w:r>
+    </w:p>
+    <w:p>
+      <w:r>
+        <w:t>equipment requests/reservations reference a Session. Store both `session_id`</w:t>
+      </w:r>
+    </w:p>
+    <w:p>
+      <w:r>
+        <w:t>and `event_id` on dependent rows and enforce their ownership with a composite</w:t>
+      </w:r>
+    </w:p>
+    <w:p>
+      <w:r>
+        <w:t>foreign key.</w:t>
+      </w:r>
+    </w:p>
+    <w:p>
+      <w:r>
+        <w:t>Event status and lifecycle, registration windows, and technical-support</w:t>
+      </w:r>
+    </w:p>
+    <w:p>
+      <w:r>
+        <w:t>requests/assignments remain Event-level. An attendee has one active registration</w:t>
+      </w:r>
+    </w:p>
+    <w:p>
+      <w:r>
+        <w:t>per Event and selects one or more Sessions in that registration. Per-Session</w:t>
+      </w:r>
+    </w:p>
+    <w:p>
+      <w:r>
+        <w:t>and combined Event capacity are enforced as recorded in T-85. The per-Session</w:t>
+      </w:r>
+    </w:p>
+    <w:p>
+      <w:r>
+        <w:t>waitlist behavior remains the explicit assumption O-50; copied transactional</w:t>
+      </w:r>
+    </w:p>
+    <w:p>
+      <w:r>
+        <w:t>data remains the explicit assumption O-51.</w:t>
+      </w:r>
+    </w:p>
+    <w:p>
+      <w:pPr>
+        <w:pStyle w:val="Heading3"/>
+      </w:pPr>
+      <w:r>
+        <w:rPr>
+          <w:sz w:val="24"/>
+        </w:rPr>
+        <w:t>Alternatives considered</w:t>
       </w:r>
     </w:p>
     <w:p>
@@ -3212,7 +5652,49 @@
         <w:rPr>
           <w:sz w:val="22"/>
         </w:rPr>
-        <w:t>**Related tickets:** SCRUM-91 (implementation), SCRUM-90 (superseded won't-do)</w:t>
+        <w:t>Keep the Week 4 one-Event-per-Session model from C-62/T-48. Not selected for</w:t>
+      </w:r>
+    </w:p>
+    <w:p>
+      <w:r>
+        <w:t>Release 1 after the team adopted the later C-107 answer in T-79.</w:t>
+      </w:r>
+    </w:p>
+    <w:p>
+      <w:pPr>
+        <w:pStyle w:val="ListBullet"/>
+      </w:pPr>
+      <w:r>
+        <w:rPr>
+          <w:sz w:val="22"/>
+        </w:rPr>
+        <w:t>Move registration windows and event lifecycle to each Session. Not selected;</w:t>
+      </w:r>
+    </w:p>
+    <w:p>
+      <w:r>
+        <w:t>T-79 and T-85 keep registration and lifecycle at Event level.</w:t>
+      </w:r>
+    </w:p>
+    <w:p>
+      <w:pPr>
+        <w:pStyle w:val="ListBullet"/>
+      </w:pPr>
+      <w:r>
+        <w:rPr>
+          <w:sz w:val="22"/>
+        </w:rPr>
+        <w:t>Attach only equipment to Sessions while leaving venue bookings at Event level.</w:t>
+      </w:r>
+    </w:p>
+    <w:p>
+      <w:r>
+        <w:t>Not selected; T-79 links both venue bookings and equipment requests/reservations</w:t>
+      </w:r>
+    </w:p>
+    <w:p>
+      <w:r>
+        <w:t>to a Session.</w:t>
       </w:r>
     </w:p>
     <w:p>
@@ -3223,17 +5705,274 @@
         <w:rPr>
           <w:sz w:val="24"/>
         </w:rPr>
+        <w:t>Consequences</w:t>
+      </w:r>
+    </w:p>
+    <w:p>
+      <w:pPr>
+        <w:pStyle w:val="ListBullet"/>
+      </w:pPr>
+      <w:r>
+        <w:rPr>
+          <w:sz w:val="22"/>
+        </w:rPr>
+        <w:t>The schema and shared API contracts need Session ownership constraints. A</w:t>
+      </w:r>
+    </w:p>
+    <w:p>
+      <w:r>
+        <w:t>booking period and suitability fallback use the linked Session; the Event's</w:t>
+      </w:r>
+    </w:p>
+    <w:p>
+      <w:r>
+        <w:t>overall attendance remains separate planning context; technical support</w:t>
+      </w:r>
+    </w:p>
+    <w:p>
+      <w:r>
+        <w:t>remains Event-wide.</w:t>
+      </w:r>
+    </w:p>
+    <w:p>
+      <w:pPr>
+        <w:pStyle w:val="ListBullet"/>
+      </w:pPr>
+      <w:r>
+        <w:rPr>
+          <w:sz w:val="22"/>
+        </w:rPr>
+        <w:t>Event registration stores selected Sessions in a join table. Capacity checks</w:t>
+      </w:r>
+    </w:p>
+    <w:p>
+      <w:r>
+        <w:t>must atomically enforce each selected Session and the combined capacity</w:t>
+      </w:r>
+    </w:p>
+    <w:p>
+      <w:r>
+        <w:t>derived from confirmed Session layouts.</w:t>
+      </w:r>
+    </w:p>
+    <w:p>
+      <w:pPr>
+        <w:pStyle w:val="ListBullet"/>
+      </w:pPr>
+      <w:r>
+        <w:rPr>
+          <w:sz w:val="22"/>
+        </w:rPr>
+        <w:t>Existing Event dates and requirements need a data-preserving backfill into</w:t>
+      </w:r>
+    </w:p>
+    <w:p>
+      <w:r>
+        <w:t>one Session per Event. Existing registrations select that Session; existing</w:t>
+      </w:r>
+    </w:p>
+    <w:p>
+      <w:r>
+        <w:t>venue and equipment rows link to it. Keep audit history and Event-level</w:t>
+      </w:r>
+    </w:p>
+    <w:p>
+      <w:r>
+        <w:t>lifecycle/support data intact.</w:t>
+      </w:r>
+    </w:p>
+    <w:p>
+      <w:pPr>
+        <w:pStyle w:val="ListBullet"/>
+      </w:pPr>
+      <w:r>
+        <w:rPr>
+          <w:sz w:val="22"/>
+        </w:rPr>
+        <w:t>Existing references to the retired model remain historical. Do not rewrite</w:t>
+      </w:r>
+    </w:p>
+    <w:p>
+      <w:r>
+        <w:t>C-62 or claim that the Week 4 answer was erroneous.</w:t>
+      </w:r>
+    </w:p>
+    <w:p>
+      <w:pPr>
+        <w:pStyle w:val="Heading3"/>
+      </w:pPr>
+      <w:r>
+        <w:rPr>
+          <w:sz w:val="24"/>
+        </w:rPr>
+        <w:t>Evidence and ownership</w:t>
+      </w:r>
+    </w:p>
+    <w:p>
+      <w:r>
+        <w:t>The customer evidence is C-107 in `docs/bdr/A-customer-clarifications.md`.</w:t>
+      </w:r>
+    </w:p>
+    <w:p>
+      <w:r>
+        <w:t>The team resolution is T-79; capacity details are T-85. These are accepted</w:t>
+      </w:r>
+    </w:p>
+    <w:p>
+      <w:r>
+        <w:t>requirements and a team architecture choice, respectively. The target schema,</w:t>
+      </w:r>
+    </w:p>
+    <w:p>
+      <w:r>
+        <w:t>contract, flows and migration boundary are documented in `docs/db_schema.md`,</w:t>
+      </w:r>
+    </w:p>
+    <w:p>
+      <w:r>
+        <w:t>`docs/contracts/venue-bookings.md`, `docs/api-changes-week7.md`, and</w:t>
+      </w:r>
+    </w:p>
+    <w:p>
+      <w:r>
+        <w:t>`docs/dynamic-user-flows.md`. No migration or implementation is included in</w:t>
+      </w:r>
+    </w:p>
+    <w:p>
+      <w:r>
+        <w:t>this ADR.</w:t>
+      </w:r>
+    </w:p>
+    <w:p>
+      <w:r>
+        <w:br w:type="page"/>
+      </w:r>
+    </w:p>
+    <w:p>
+      <w:pPr>
+        <w:pStyle w:val="Heading1"/>
+      </w:pPr>
+      <w:r>
+        <w:rPr>
+          <w:sz w:val="32"/>
+        </w:rPr>
+        <w:t>ADR-019 — Allow multiple roles per account</w:t>
+      </w:r>
+    </w:p>
+    <w:p>
+      <w:pPr>
+        <w:pStyle w:val="ListBullet"/>
+      </w:pPr>
+      <w:r>
+        <w:rPr>
+          <w:sz w:val="22"/>
+        </w:rPr>
+        <w:t>**Status:** Accepted — team decision recorded 13 October 2026</w:t>
+      </w:r>
+    </w:p>
+    <w:p>
+      <w:pPr>
+        <w:pStyle w:val="ListBullet"/>
+      </w:pPr>
+      <w:r>
+        <w:rPr>
+          <w:sz w:val="22"/>
+        </w:rPr>
+        <w:t>**Related BDR:** C-136, T-10, T-72, T-86, O-44</w:t>
+      </w:r>
+    </w:p>
+    <w:p>
+      <w:pPr>
+        <w:pStyle w:val="ListBullet"/>
+      </w:pPr>
+      <w:r>
+        <w:rPr>
+          <w:sz w:val="22"/>
+        </w:rPr>
+        <w:t>**Supersedes:** ADR-012's one-role-per-account Release 1 constraint</w:t>
+      </w:r>
+    </w:p>
+    <w:p>
+      <w:pPr>
+        <w:pStyle w:val="Heading3"/>
+      </w:pPr>
+      <w:r>
+        <w:rPr>
+          <w:sz w:val="24"/>
+        </w:rPr>
         <w:t>Context</w:t>
       </w:r>
     </w:p>
     <w:p>
       <w:r>
-        <w:t>Two authentication mechanisms shipped in parallel during Sprint 1 and never</w:t>
-      </w:r>
-    </w:p>
-    <w:p>
-      <w:r>
-        <w:t>interoperated:</w:t>
+        <w:t>ADR-012 represented a user with one `USERS.role` value. Week 9 C-136 confirms</w:t>
+      </w:r>
+    </w:p>
+    <w:p>
+      <w:r>
+        <w:t>that accounts are preloaded and users do not self-register; it does not define</w:t>
+      </w:r>
+    </w:p>
+    <w:p>
+      <w:r>
+        <w:t>role cardinality. The team selected T-86 to allow one account to hold multiple</w:t>
+      </w:r>
+    </w:p>
+    <w:p>
+      <w:r>
+        <w:t>roles while keeping the initial seed data simple.</w:t>
+      </w:r>
+    </w:p>
+    <w:p>
+      <w:pPr>
+        <w:pStyle w:val="Heading3"/>
+      </w:pPr>
+      <w:r>
+        <w:rPr>
+          <w:sz w:val="24"/>
+        </w:rPr>
+        <w:t>Decision</w:t>
+      </w:r>
+    </w:p>
+    <w:p>
+      <w:r>
+        <w:t>Role membership is many-to-many: an account may hold multiple system roles.</w:t>
+      </w:r>
+    </w:p>
+    <w:p>
+      <w:r>
+        <w:t>Seed data assigns exactly one role to each account. Authorization continues to</w:t>
+      </w:r>
+    </w:p>
+    <w:p>
+      <w:r>
+        <w:t>check the authenticated account's granted roles for every API request; one-role</w:t>
+      </w:r>
+    </w:p>
+    <w:p>
+      <w:r>
+        <w:t>seed data is not a product constraint. The precise UI treatment for an account</w:t>
+      </w:r>
+    </w:p>
+    <w:p>
+      <w:r>
+        <w:t>with multiple roles is an implementation/design detail and must not reduce its</w:t>
+      </w:r>
+    </w:p>
+    <w:p>
+      <w:r>
+        <w:t>authorized access.</w:t>
+      </w:r>
+    </w:p>
+    <w:p>
+      <w:pPr>
+        <w:pStyle w:val="Heading3"/>
+      </w:pPr>
+      <w:r>
+        <w:rPr>
+          <w:sz w:val="24"/>
+        </w:rPr>
+        <w:t>Alternatives considered</w:t>
       </w:r>
     </w:p>
     <w:p>
@@ -3244,37 +5983,7 @@
         <w:rPr>
           <w:sz w:val="22"/>
         </w:rPr>
-        <w:t>**Cookie sessions.** `POST /api/auth/session` validates email and password,</w:t>
-      </w:r>
-    </w:p>
-    <w:p>
-      <w:r>
-        <w:t>issues a random 32-byte token, and sets it as `cs_access` (HttpOnly,</w:t>
-      </w:r>
-    </w:p>
-    <w:p>
-      <w:r>
-        <w:t>SameSite=Strict, 1 hour). Stored as a sha256 hash in `auth_sessions`.</w:t>
-      </w:r>
-    </w:p>
-    <w:p>
-      <w:r>
-        <w:t>Includes lockout at 5 failed attempts (SCRUM-94), full E14-S02 audit trail,</w:t>
-      </w:r>
-    </w:p>
-    <w:p>
-      <w:r>
-        <w:t>and the E01-EXT email verification token flow (SCRUM-93). Implemented in</w:t>
-      </w:r>
-    </w:p>
-    <w:p>
-      <w:r>
-        <w:t>`backend/src/modules/accessControl/sessions.ts` and consumed via</w:t>
-      </w:r>
-    </w:p>
-    <w:p>
-      <w:r>
-        <w:t>`currentUser(request)` in `backend/src/modules/eventVisibility/runtime.ts`.</w:t>
+        <w:t>Keep exactly one role in `USERS.role` for Release 1. Superseded by T-86.</w:t>
       </w:r>
     </w:p>
     <w:p>
@@ -3285,82 +5994,12 @@
         <w:rPr>
           <w:sz w:val="22"/>
         </w:rPr>
-        <w:t>**Supabase Auth bearer tokens.** `backend/src/auth/supabase.ts` used</w:t>
-      </w:r>
-    </w:p>
-    <w:p>
-      <w:r>
-        <w:t>`@supabase/supabase-js` to validate an inbound JWT and look the user up in</w:t>
-      </w:r>
-    </w:p>
-    <w:p>
-      <w:r>
-        <w:t>the local `users` table. Consumed only in `api/events.ts` for POST/PATCH/</w:t>
-      </w:r>
-    </w:p>
-    <w:p>
-      <w:r>
-        <w:t>DELETE/GET-mine.</w:t>
-      </w:r>
-    </w:p>
-    <w:p>
-      <w:r>
-        <w:t>The two paths did not interoperate. A user who logged in through</w:t>
-      </w:r>
-    </w:p>
-    <w:p>
-      <w:r>
-        <w:t>`/api/auth/session` had a cookie but no Supabase JWT; a request to `POST</w:t>
-      </w:r>
-    </w:p>
-    <w:p>
-      <w:r>
-        <w:t>/api/events` returned 401 because the events endpoint had no idea what the</w:t>
-      </w:r>
-    </w:p>
-    <w:p>
-      <w:r>
-        <w:t>cookie meant. `App.tsx` papered over this by hard-coding</w:t>
-      </w:r>
-    </w:p>
-    <w:p>
-      <w:r>
-        <w:t>`getAccessToken = async () =&gt; 'mock-token'` on the organiser routes, which</w:t>
-      </w:r>
-    </w:p>
-    <w:p>
-      <w:r>
-        <w:t>turned the whole submit-event-request path into a static demo.</w:t>
-      </w:r>
-    </w:p>
-    <w:p>
-      <w:r>
-        <w:t>SCRUM-90 as originally written was to "integrate Supabase Auth for login</w:t>
-      </w:r>
-    </w:p>
-    <w:p>
-      <w:r>
-        <w:t>session handling", i.e. to make the Supabase Auth path the real one. That</w:t>
-      </w:r>
-    </w:p>
-    <w:p>
-      <w:r>
-        <w:t>duplicated the cookie work already shipped (SCRUM-16 login, SCRUM-93</w:t>
-      </w:r>
-    </w:p>
-    <w:p>
-      <w:r>
-        <w:t>verification, SCRUM-94 lockout), would have discarded the audit-log and</w:t>
-      </w:r>
-    </w:p>
-    <w:p>
-      <w:r>
-        <w:t>lockout state machines built on top of the cookie session table, and would</w:t>
-      </w:r>
-    </w:p>
-    <w:p>
-      <w:r>
-        <w:t>have added a JWT verification layer that a single-tenant SPA does not need.</w:t>
+        <w:t>Create one account per role. Rejected in ADR-012 because it fragments one</w:t>
+      </w:r>
+    </w:p>
+    <w:p>
+      <w:r>
+        <w:t>person's identity and audit trail.</w:t>
       </w:r>
     </w:p>
     <w:p>
@@ -3371,37 +6010,7 @@
         <w:rPr>
           <w:sz w:val="24"/>
         </w:rPr>
-        <w:t>Decision</w:t>
-      </w:r>
-    </w:p>
-    <w:p>
-      <w:r>
-        <w:t>Release 1 uses one authentication mechanism: **cookie sessions**. Every</w:t>
-      </w:r>
-    </w:p>
-    <w:p>
-      <w:r>
-        <w:t>authenticated request goes through the `currentUser(request)` lookup that</w:t>
-      </w:r>
-    </w:p>
-    <w:p>
-      <w:r>
-        <w:t>validates the `cs_access` cookie against the `auth_sessions` table. Every</w:t>
-      </w:r>
-    </w:p>
-    <w:p>
-      <w:r>
-        <w:t>endpoint that today calls `getAuthenticatedAppUser(bearerToken)` moves to</w:t>
-      </w:r>
-    </w:p>
-    <w:p>
-      <w:r>
-        <w:t>`currentUser(request)` plus a role check.</w:t>
-      </w:r>
-    </w:p>
-    <w:p>
-      <w:r>
-        <w:t>Frontend consequences:</w:t>
+        <w:t>Consequences</w:t>
       </w:r>
     </w:p>
     <w:p>
@@ -3412,7 +6021,17 @@
         <w:rPr>
           <w:sz w:val="22"/>
         </w:rPr>
-        <w:t>No component takes a `getAccessToken` callback prop any more.</w:t>
+        <w:t>Replace the single role column with a `USER_ROLES` membership relation and</w:t>
+      </w:r>
+    </w:p>
+    <w:p>
+      <w:r>
+        <w:t>migrate every existing role value into one membership row before removing the</w:t>
+      </w:r>
+    </w:p>
+    <w:p>
+      <w:r>
+        <w:t>old column.</w:t>
       </w:r>
     </w:p>
     <w:p>
@@ -3423,22 +6042,12 @@
         <w:rPr>
           <w:sz w:val="22"/>
         </w:rPr>
-        <w:t>Every `fetch()` to a same-origin `/api/*` endpoint sends the session</w:t>
-      </w:r>
-    </w:p>
-    <w:p>
-      <w:r>
-        <w:t>cookie automatically because the request is same-origin; no</w:t>
-      </w:r>
-    </w:p>
-    <w:p>
-      <w:r>
-        <w:t>`credentials: 'include'` is required. For belt-and-braces we set</w:t>
-      </w:r>
-    </w:p>
-    <w:p>
-      <w:r>
-        <w:t>`credentials: 'same-origin'` explicitly.</w:t>
+        <w:t>Update authentication/session claims, backend authorization guards, frontend</w:t>
+      </w:r>
+    </w:p>
+    <w:p>
+      <w:r>
+        <w:t>navigation, role setup and access-control tests to consume role memberships.</w:t>
       </w:r>
     </w:p>
     <w:p>
@@ -3449,22 +6058,12 @@
         <w:rPr>
           <w:sz w:val="22"/>
         </w:rPr>
-        <w:t>Prototype and offline-simulation modes (the `/prototype` route)</w:t>
-      </w:r>
-    </w:p>
-    <w:p>
-      <w:r>
-        <w:t>distinguish themselves with an explicit `prototype` prop rather than by</w:t>
-      </w:r>
-    </w:p>
-    <w:p>
-      <w:r>
-        <w:t>passing a null access token.</w:t>
-      </w:r>
-    </w:p>
-    <w:p>
-      <w:r>
-        <w:t>Backend consequences:</w:t>
+        <w:t>Keep seed fixtures at one membership per user until a story needs to exercise</w:t>
+      </w:r>
+    </w:p>
+    <w:p>
+      <w:r>
+        <w:t>multiple roles; add explicit multi-role coverage then.</w:t>
       </w:r>
     </w:p>
     <w:p>
@@ -3475,54 +6074,17 @@
         <w:rPr>
           <w:sz w:val="22"/>
         </w:rPr>
-        <w:t>`backend/src/auth/supabase.ts` is deleted.</w:t>
-      </w:r>
-    </w:p>
-    <w:p>
-      <w:pPr>
-        <w:pStyle w:val="ListBullet"/>
-      </w:pPr>
-      <w:r>
-        <w:rPr>
-          <w:sz w:val="22"/>
-        </w:rPr>
-        <w:t>The server-side `@supabase/supabase-js` dependency is removed if no</w:t>
-      </w:r>
-    </w:p>
-    <w:p>
-      <w:r>
-        <w:t>server code reads it. The frontend Vite build continues to consume the</w:t>
-      </w:r>
-    </w:p>
-    <w:p>
-      <w:r>
-        <w:t>browser-side Supabase client for Supabase Storage or realtime if those</w:t>
-      </w:r>
-    </w:p>
-    <w:p>
-      <w:r>
-        <w:t>features arrive later; that is a different concern from auth.</w:t>
-      </w:r>
-    </w:p>
-    <w:p>
-      <w:pPr>
-        <w:pStyle w:val="ListBullet"/>
-      </w:pPr>
-      <w:r>
-        <w:rPr>
-          <w:sz w:val="22"/>
-        </w:rPr>
-        <w:t>The Vercel env vars `SUPABASE_ANON_KEY` (server) can be removed if the</w:t>
-      </w:r>
-    </w:p>
-    <w:p>
-      <w:r>
-        <w:t>server no longer reads it. `PUBLIC_SUPABASE_URL` / `PUBLIC_SUPABASE_ANON_KEY`</w:t>
-      </w:r>
-    </w:p>
-    <w:p>
-      <w:r>
-        <w:t>and their `VITE_*` mirrors stay for the frontend.</w:t>
+        <w:t>Do not infer that a user can switch roles through a dedicated screen. The</w:t>
+      </w:r>
+    </w:p>
+    <w:p>
+      <w:r>
+        <w:t>interface must expose only actions allowed by the account's assigned roles;</w:t>
+      </w:r>
+    </w:p>
+    <w:p>
+      <w:r>
+        <w:t>any role-context selector needs design review.</w:t>
       </w:r>
     </w:p>
     <w:p>
@@ -3533,1431 +6095,37 @@
         <w:rPr>
           <w:sz w:val="24"/>
         </w:rPr>
-        <w:t>Alternatives considered</w:t>
-      </w:r>
-    </w:p>
-    <w:p>
-      <w:pPr>
-        <w:pStyle w:val="ListBullet"/>
-      </w:pPr>
-      <w:r>
-        <w:rPr>
-          <w:sz w:val="22"/>
-        </w:rPr>
-        <w:t>**Migrate everything to Supabase Auth**, i.e. what SCRUM-90 originally</w:t>
-      </w:r>
-    </w:p>
-    <w:p>
-      <w:r>
-        <w:t>named. Rejected. Loses SCRUM-94 lockout on the cookie session table,</w:t>
-      </w:r>
-    </w:p>
-    <w:p>
-      <w:r>
-        <w:t>discards the E14-S02 audit-log integration already wired to cookie</w:t>
-      </w:r>
-    </w:p>
-    <w:p>
-      <w:r>
-        <w:t>session lifecycle, and re-implements SCRUM-93 email verification through</w:t>
-      </w:r>
-    </w:p>
-    <w:p>
-      <w:r>
-        <w:t>Supabase's separate confirm-email flow. Costs the whole Sprint 1</w:t>
-      </w:r>
-    </w:p>
-    <w:p>
-      <w:r>
-        <w:t>access-identity vertical to gain a JWT layer this app does not need.</w:t>
-      </w:r>
-    </w:p>
-    <w:p>
-      <w:pPr>
-        <w:pStyle w:val="ListBullet"/>
-      </w:pPr>
-      <w:r>
-        <w:rPr>
-          <w:sz w:val="22"/>
-        </w:rPr>
-        <w:t>**Run both auth systems** and expose the difference as two API paths</w:t>
-      </w:r>
-    </w:p>
-    <w:p>
-      <w:r>
-        <w:t>(cookie for old, JWT for new). Rejected: this is the state Sprint 1</w:t>
-      </w:r>
-    </w:p>
-    <w:p>
-      <w:r>
-        <w:t>ended in and the reason the SCRUM-42 route collision was so hard to</w:t>
-      </w:r>
-    </w:p>
-    <w:p>
-      <w:r>
-        <w:t>notice. Two auth systems means every future story asks which one to use.</w:t>
-      </w:r>
-    </w:p>
-    <w:p>
-      <w:pPr>
-        <w:pStyle w:val="ListBullet"/>
-      </w:pPr>
-      <w:r>
-        <w:rPr>
-          <w:sz w:val="22"/>
-        </w:rPr>
-        <w:t>**Introduce a session-to-JWT bridge**, i.e. after cookie login the server</w:t>
-      </w:r>
-    </w:p>
-    <w:p>
-      <w:r>
-        <w:t>mints a Supabase JWT the frontend can send back. Rejected as</w:t>
-      </w:r>
-    </w:p>
-    <w:p>
-      <w:r>
-        <w:t>over-engineering: it reintroduces the JWT surface area we don't need</w:t>
-      </w:r>
-    </w:p>
-    <w:p>
-      <w:r>
-        <w:t>and forces the same audit-log and lockout work to duplicate across two</w:t>
-      </w:r>
-    </w:p>
-    <w:p>
-      <w:r>
-        <w:t>representations.</w:t>
-      </w:r>
-    </w:p>
-    <w:p>
-      <w:pPr>
-        <w:pStyle w:val="Heading3"/>
-      </w:pPr>
-      <w:r>
-        <w:rPr>
-          <w:sz w:val="24"/>
-        </w:rPr>
-        <w:t>What this buys us</w:t>
-      </w:r>
-    </w:p>
-    <w:p>
-      <w:pPr>
-        <w:pStyle w:val="ListBullet"/>
-      </w:pPr>
-      <w:r>
-        <w:rPr>
-          <w:sz w:val="22"/>
-        </w:rPr>
-        <w:t>One code path for auth. Every reviewer knows which lookup to expect.</w:t>
-      </w:r>
-    </w:p>
-    <w:p>
-      <w:pPr>
-        <w:pStyle w:val="ListBullet"/>
-      </w:pPr>
-      <w:r>
-        <w:rPr>
-          <w:sz w:val="22"/>
-        </w:rPr>
-        <w:t>Existing SCRUM-01 login, SCRUM-93 verification, SCRUM-94 lockout, and</w:t>
-      </w:r>
-    </w:p>
-    <w:p>
-      <w:r>
-        <w:t>the E14-S02 audit-log integration all remain the canonical wiring.</w:t>
-      </w:r>
-    </w:p>
-    <w:p>
-      <w:pPr>
-        <w:pStyle w:val="ListBullet"/>
-      </w:pPr>
-      <w:r>
-        <w:rPr>
-          <w:sz w:val="22"/>
-        </w:rPr>
-        <w:t>Removes the `mock-token` scaffolding from `App.tsx`, so the organiser</w:t>
-      </w:r>
-    </w:p>
-    <w:p>
-      <w:r>
-        <w:t>request flow can be exercised for real against a running server.</w:t>
-      </w:r>
-    </w:p>
-    <w:p>
-      <w:pPr>
-        <w:pStyle w:val="ListBullet"/>
-      </w:pPr>
-      <w:r>
-        <w:rPr>
-          <w:sz w:val="22"/>
-        </w:rPr>
-        <w:t>Deletes one server-side dependency (`@supabase/supabase-js` on the</w:t>
-      </w:r>
-    </w:p>
-    <w:p>
-      <w:r>
-        <w:t>backend) and simplifies the runtime.</w:t>
-      </w:r>
-    </w:p>
-    <w:p>
-      <w:pPr>
-        <w:pStyle w:val="Heading3"/>
-      </w:pPr>
-      <w:r>
-        <w:rPr>
-          <w:sz w:val="24"/>
-        </w:rPr>
-        <w:t>What it costs</w:t>
-      </w:r>
-    </w:p>
-    <w:p>
-      <w:pPr>
-        <w:pStyle w:val="ListBullet"/>
-      </w:pPr>
-      <w:r>
-        <w:rPr>
-          <w:sz w:val="22"/>
-        </w:rPr>
-        <w:t>Any future feature that wants third-party OAuth (Google sign-in, SSO)</w:t>
-      </w:r>
-    </w:p>
-    <w:p>
-      <w:r>
-        <w:t>will need Supabase Auth or an equivalent JWT layer added back. This ADR</w:t>
-      </w:r>
-    </w:p>
-    <w:p>
-      <w:r>
-        <w:t>is scoped to Release 1; a future ADR can reintroduce Supabase Auth on</w:t>
-      </w:r>
-    </w:p>
-    <w:p>
-      <w:r>
-        <w:t>top of the cookie session, not in place of it.</w:t>
-      </w:r>
-    </w:p>
-    <w:p>
-      <w:pPr>
-        <w:pStyle w:val="ListBullet"/>
-      </w:pPr>
-      <w:r>
-        <w:rPr>
-          <w:sz w:val="22"/>
-        </w:rPr>
-        <w:t>Cookies are HttpOnly, so a JavaScript context cannot read them. This</w:t>
-      </w:r>
-    </w:p>
-    <w:p>
-      <w:r>
-        <w:t>is a feature (XSS-resistant); no code today needs to read the raw</w:t>
-      </w:r>
-    </w:p>
-    <w:p>
-      <w:r>
-        <w:t>token from JS. If a future feature needs a token in-browser (SSE with</w:t>
-      </w:r>
-    </w:p>
-    <w:p>
-      <w:r>
-        <w:t>a header, third-party embed), a bounded exposure will need a separate</w:t>
-      </w:r>
-    </w:p>
-    <w:p>
-      <w:r>
-        <w:t>ADR.</w:t>
-      </w:r>
-    </w:p>
-    <w:p>
-      <w:r>
-        <w:br w:type="page"/>
-      </w:r>
-    </w:p>
-    <w:p>
-      <w:pPr>
-        <w:pStyle w:val="Heading1"/>
-      </w:pPr>
-      <w:r>
-        <w:rPr>
-          <w:sz w:val="32"/>
-        </w:rPr>
-        <w:t>ADR-016 — Thirty-minute login lockout after five failures</w:t>
-      </w:r>
-    </w:p>
-    <w:p>
-      <w:pPr>
-        <w:pStyle w:val="ListBullet"/>
-      </w:pPr>
-      <w:r>
-        <w:rPr>
-          <w:sz w:val="22"/>
-        </w:rPr>
-        <w:t>**Status:** Accepted</w:t>
-      </w:r>
-    </w:p>
-    <w:p>
-      <w:pPr>
-        <w:pStyle w:val="ListBullet"/>
-      </w:pPr>
-      <w:r>
-        <w:rPr>
-          <w:sz w:val="22"/>
-        </w:rPr>
-        <w:t>**Date:** 18 September 2026</w:t>
-      </w:r>
-    </w:p>
-    <w:p>
-      <w:pPr>
-        <w:pStyle w:val="ListBullet"/>
-      </w:pPr>
-      <w:r>
-        <w:rPr>
-          <w:sz w:val="22"/>
-        </w:rPr>
-        <w:t>**Related BDR:** C-30, T-38, O-02</w:t>
-      </w:r>
-    </w:p>
-    <w:p>
-      <w:pPr>
-        <w:pStyle w:val="ListBullet"/>
-      </w:pPr>
-      <w:r>
-        <w:rPr>
-          <w:sz w:val="22"/>
-        </w:rPr>
-        <w:t>**Related stories:** E01-S01, E14-S02</w:t>
-      </w:r>
-    </w:p>
-    <w:p>
-      <w:pPr>
-        <w:pStyle w:val="Heading3"/>
-      </w:pPr>
-      <w:r>
-        <w:rPr>
-          <w:sz w:val="24"/>
-        </w:rPr>
-        <w:t>Context</w:t>
-      </w:r>
-    </w:p>
-    <w:p>
-      <w:r>
-        <w:t>E01-S01 requires an account to be locked after five consecutive incorrect</w:t>
-      </w:r>
-    </w:p>
-    <w:p>
-      <w:r>
-        <w:t>passwords, guidance on resetting the password, recovery through an emailed</w:t>
-      </w:r>
-    </w:p>
-    <w:p>
-      <w:r>
-        <w:t>reset link, and an activity-log entry. BDR T-38 and O-02 established the</w:t>
-      </w:r>
-    </w:p>
-    <w:p>
-      <w:r>
-        <w:t>threshold and reset-link recovery but did not specify a timed lock duration.</w:t>
-      </w:r>
-    </w:p>
-    <w:p>
-      <w:r>
-        <w:t>The existing implementation in `backend/src/modules/accessControl/sessions.ts`</w:t>
-      </w:r>
-    </w:p>
-    <w:p>
-      <w:r>
-        <w:t>uses a 30-minute lock. This record documents the team's confirmation on</w:t>
-      </w:r>
-    </w:p>
-    <w:p>
-      <w:r>
-        <w:t>18 September 2026 that this duration and automatic expiry are the intended</w:t>
-      </w:r>
-    </w:p>
-    <w:p>
-      <w:r>
-        <w:t>policy. It is a team decision, not a customer-specified duration.</w:t>
-      </w:r>
-    </w:p>
-    <w:p>
-      <w:pPr>
-        <w:pStyle w:val="Heading3"/>
-      </w:pPr>
-      <w:r>
-        <w:rPr>
-          <w:sz w:val="24"/>
-        </w:rPr>
-        <w:t>Decision</w:t>
-      </w:r>
-    </w:p>
-    <w:p>
-      <w:pPr>
-        <w:pStyle w:val="ListBullet"/>
-      </w:pPr>
-      <w:r>
-        <w:rPr>
-          <w:sz w:val="22"/>
-        </w:rPr>
-        <w:t>The fifth consecutive incorrect password for an active, unlocked account</w:t>
-      </w:r>
-    </w:p>
-    <w:p>
-      <w:r>
-        <w:t>sets `failed_login_count` to five and `locked_until` to 30 minutes after</w:t>
-      </w:r>
-    </w:p>
-    <w:p>
-      <w:r>
-        <w:t>that failure, using the database clock.</w:t>
-      </w:r>
-    </w:p>
-    <w:p>
-      <w:pPr>
-        <w:pStyle w:val="ListBullet"/>
-      </w:pPr>
-      <w:r>
-        <w:rPr>
-          <w:sz w:val="22"/>
-        </w:rPr>
-        <w:t>During this period, login is refused even with the correct password.</w:t>
-      </w:r>
-    </w:p>
-    <w:p>
-      <w:r>
-        <w:t>Further attempts do not extend the deadline or create additional lockout</w:t>
-      </w:r>
-    </w:p>
-    <w:p>
-      <w:r>
-        <w:t>audit entries.</w:t>
-      </w:r>
-    </w:p>
-    <w:p>
-      <w:pPr>
-        <w:pStyle w:val="ListBullet"/>
-      </w:pPr>
-      <w:r>
-        <w:rPr>
-          <w:sz w:val="22"/>
-        </w:rPr>
-        <w:t>On the first login attempt at or after `locked_until`, clear the expired</w:t>
-      </w:r>
-    </w:p>
-    <w:p>
-      <w:r>
-        <w:t>lock and reset the failure count before checking that attempt. Expiry</w:t>
-      </w:r>
-    </w:p>
-    <w:p>
-      <w:r>
-        <w:t>permits another attempt; it does not authenticate the user or reactivate</w:t>
-      </w:r>
-    </w:p>
-    <w:p>
-      <w:r>
-        <w:t>an inactive account.</w:t>
-      </w:r>
-    </w:p>
-    <w:p>
-      <w:pPr>
-        <w:pStyle w:val="ListBullet"/>
-      </w:pPr>
-      <w:r>
-        <w:rPr>
-          <w:sz w:val="22"/>
-        </w:rPr>
-        <w:t>A successful login before the fifth failure resets the consecutive count.</w:t>
-      </w:r>
-    </w:p>
-    <w:p>
-      <w:pPr>
-        <w:pStyle w:val="ListBullet"/>
-      </w:pPr>
-      <w:r>
-        <w:rPr>
-          <w:sz w:val="22"/>
-        </w:rPr>
-        <w:t>Password reset remains an alternative recovery path before the 30 minutes</w:t>
-      </w:r>
-    </w:p>
-    <w:p>
-      <w:r>
-        <w:t>have elapsed. A successful reset clears the lock and failure count and</w:t>
-      </w:r>
-    </w:p>
-    <w:p>
-      <w:r>
-        <w:t>permits login with the new password.</w:t>
-      </w:r>
-    </w:p>
-    <w:p>
-      <w:pPr>
-        <w:pStyle w:val="ListBullet"/>
-      </w:pPr>
-      <w:r>
-        <w:rPr>
-          <w:sz w:val="22"/>
-        </w:rPr>
-        <w:t>Reset links expire 15 minutes after issuance and are single-use. This is</w:t>
-      </w:r>
-    </w:p>
-    <w:p>
-      <w:r>
-        <w:t>separate from the 30-minute account lock duration.</w:t>
-      </w:r>
-    </w:p>
-    <w:p>
-      <w:pPr>
-        <w:pStyle w:val="ListBullet"/>
-      </w:pPr>
-      <w:r>
-        <w:rPr>
-          <w:sz w:val="22"/>
-        </w:rPr>
-        <w:t>Record one `Account Locked` activity-log entry when the fifth failure</w:t>
-      </w:r>
-    </w:p>
-    <w:p>
-      <w:r>
-        <w:t>triggers the lock. Update the account and audit log in the same transaction,</w:t>
-      </w:r>
-    </w:p>
-    <w:p>
-      <w:r>
-        <w:t>serializing attempts for the same account.</w:t>
-      </w:r>
-    </w:p>
-    <w:p>
-      <w:pPr>
-        <w:pStyle w:val="ListBullet"/>
-      </w:pPr>
-      <w:r>
-        <w:rPr>
-          <w:sz w:val="22"/>
-        </w:rPr>
-        <w:t>Keep failed-login responses generic and provide password-reset guidance</w:t>
-      </w:r>
-    </w:p>
-    <w:p>
-      <w:r>
-        <w:t>without revealing whether an email address is registered.</w:t>
-      </w:r>
-    </w:p>
-    <w:p>
-      <w:pPr>
-        <w:pStyle w:val="Heading3"/>
-      </w:pPr>
-      <w:r>
-        <w:rPr>
-          <w:sz w:val="24"/>
-        </w:rPr>
-        <w:t>Alternatives considered</w:t>
-      </w:r>
-    </w:p>
-    <w:p>
-      <w:pPr>
-        <w:pStyle w:val="ListBullet"/>
-      </w:pPr>
-      <w:r>
-        <w:rPr>
-          <w:sz w:val="22"/>
-        </w:rPr>
-        <w:t>Lock until a successful password reset, with no automatic expiry. Rejected</w:t>
-      </w:r>
-    </w:p>
-    <w:p>
-      <w:r>
-        <w:t>in favour of a bounded waiting period while retaining reset-based recovery.</w:t>
-      </w:r>
-    </w:p>
-    <w:p>
-      <w:pPr>
-        <w:pStyle w:val="ListBullet"/>
-      </w:pPr>
-      <w:r>
-        <w:rPr>
-          <w:sz w:val="22"/>
-        </w:rPr>
-        <w:t>Extend the lock on every subsequent attempt. Rejected because repeated</w:t>
-      </w:r>
-    </w:p>
-    <w:p>
-      <w:r>
-        <w:t>attempts could keep another user's account locked indefinitely.</w:t>
-      </w:r>
-    </w:p>
-    <w:p>
-      <w:pPr>
-        <w:pStyle w:val="Heading3"/>
-      </w:pPr>
-      <w:r>
-        <w:rPr>
-          <w:sz w:val="24"/>
-        </w:rPr>
-        <w:t>What this buys us</w:t>
-      </w:r>
-    </w:p>
-    <w:p>
-      <w:pPr>
-        <w:pStyle w:val="ListBullet"/>
-      </w:pPr>
-      <w:r>
-        <w:rPr>
-          <w:sz w:val="22"/>
-        </w:rPr>
-        <w:t>A precise, testable meaning for `locked_until` that matches the existing</w:t>
-      </w:r>
-    </w:p>
-    <w:p>
-      <w:r>
-        <w:t>30-minute implementation.</w:t>
-      </w:r>
-    </w:p>
-    <w:p>
-      <w:pPr>
-        <w:pStyle w:val="ListBullet"/>
-      </w:pPr>
-      <w:r>
-        <w:rPr>
-          <w:sz w:val="22"/>
-        </w:rPr>
-        <w:t>Users can retry after a bounded delay or recover earlier through password</w:t>
-      </w:r>
-    </w:p>
-    <w:p>
-      <w:r>
-        <w:t>reset once that flow is implemented.</w:t>
-      </w:r>
-    </w:p>
-    <w:p>
-      <w:pPr>
-        <w:pStyle w:val="Heading3"/>
-      </w:pPr>
-      <w:r>
-        <w:rPr>
-          <w:sz w:val="24"/>
-        </w:rPr>
-        <w:t>What it costs</w:t>
-      </w:r>
-    </w:p>
-    <w:p>
-      <w:pPr>
-        <w:pStyle w:val="ListBullet"/>
-      </w:pPr>
-      <w:r>
-        <w:rPr>
-          <w:sz w:val="22"/>
-        </w:rPr>
-        <w:t>An attacker can resume attempts after expiry; this policy alone does not</w:t>
-      </w:r>
-    </w:p>
-    <w:p>
-      <w:r>
-        <w:t>prevent repeated cycles of password guessing or temporary denial of access.</w:t>
-      </w:r>
-    </w:p>
-    <w:p>
-      <w:pPr>
-        <w:pStyle w:val="ListBullet"/>
-      </w:pPr>
-      <w:r>
-        <w:rPr>
-          <w:sz w:val="22"/>
-        </w:rPr>
-        <w:t>Automatic expiry and reset-based recovery both need test coverage.</w:t>
-      </w:r>
-    </w:p>
-    <w:p>
-      <w:pPr>
-        <w:pStyle w:val="Heading3"/>
-      </w:pPr>
-      <w:r>
-        <w:rPr>
-          <w:sz w:val="24"/>
-        </w:rPr>
-        <w:t>Implementation and verification status</w:t>
-      </w:r>
-    </w:p>
-    <w:p>
-      <w:r>
-        <w:t>The session service already implements the threshold, timed expiry,</w:t>
-      </w:r>
-    </w:p>
-    <w:p>
-      <w:r>
-        <w:t>transactional row locking, and lockout audit entry. Its seven existing unit</w:t>
-      </w:r>
-    </w:p>
-    <w:p>
-      <w:r>
-        <w:t>tests passed during the 18 September 2026 review, using a mocked database.</w:t>
-      </w:r>
-    </w:p>
-    <w:p>
-      <w:r>
-        <w:t>They do not establish real-database concurrency behaviour.</w:t>
-      </w:r>
-    </w:p>
-    <w:p>
-      <w:r>
-        <w:t>At the time this decision was recorded, password-reset endpoints, reset-email</w:t>
-      </w:r>
-    </w:p>
-    <w:p>
-      <w:r>
-        <w:t>delivery, reset forms, and login-screen guidance were unfinished. Follow-up</w:t>
-      </w:r>
-    </w:p>
-    <w:p>
-      <w:r>
-        <w:t>implementation and verification are tracked in [E01-S01 login and recovery](../testing/login-recovery.md).</w:t>
-      </w:r>
-    </w:p>
-    <w:p>
-      <w:r>
-        <w:t>This decision does not itself mark E01-S01 complete or remove its reset</w:t>
-      </w:r>
-    </w:p>
-    <w:p>
-      <w:r>
-        <w:t>acceptance criteria.</w:t>
-      </w:r>
-    </w:p>
-    <w:p>
-      <w:r>
-        <w:br w:type="page"/>
-      </w:r>
-    </w:p>
-    <w:p>
-      <w:pPr>
-        <w:pStyle w:val="Heading1"/>
-      </w:pPr>
-      <w:r>
-        <w:rPr>
-          <w:sz w:val="32"/>
-        </w:rPr>
-        <w:t>ADR-017 — Story owners build their own frontend on a shared skeleton</w:t>
-      </w:r>
-    </w:p>
-    <w:p>
-      <w:pPr>
-        <w:pStyle w:val="ListBullet"/>
-      </w:pPr>
-      <w:r>
-        <w:rPr>
-          <w:sz w:val="22"/>
-        </w:rPr>
-        <w:t>**Status:** Accepted</w:t>
-      </w:r>
-    </w:p>
-    <w:p>
-      <w:pPr>
-        <w:pStyle w:val="ListBullet"/>
-      </w:pPr>
-      <w:r>
-        <w:rPr>
-          <w:sz w:val="22"/>
-        </w:rPr>
-        <w:t>**Date:** 30 September 2026</w:t>
-      </w:r>
-    </w:p>
-    <w:p>
-      <w:pPr>
-        <w:pStyle w:val="ListBullet"/>
-      </w:pPr>
-      <w:r>
-        <w:rPr>
-          <w:sz w:val="22"/>
-        </w:rPr>
-        <w:t>**Related BDR:** —</w:t>
-      </w:r>
-    </w:p>
-    <w:p>
-      <w:pPr>
-        <w:pStyle w:val="ListBullet"/>
-      </w:pPr>
-      <w:r>
-        <w:rPr>
-          <w:sz w:val="22"/>
-        </w:rPr>
-        <w:t>**Related stories:** every Release 1 story with a screen; Jira SCRUM-116 to SCRUM-120</w:t>
-      </w:r>
-    </w:p>
-    <w:p>
-      <w:pPr>
-        <w:pStyle w:val="Heading3"/>
-      </w:pPr>
-      <w:r>
-        <w:rPr>
-          <w:sz w:val="24"/>
-        </w:rPr>
-        <w:t>Context</w:t>
-      </w:r>
-    </w:p>
-    <w:p>
-      <w:r>
-        <w:t>ADR-007 settled on one single-page application for all five roles. It did not</w:t>
-      </w:r>
-    </w:p>
-    <w:p>
-      <w:r>
-        <w:t>settle who builds each screen, or how they are kept consistent.</w:t>
-      </w:r>
-    </w:p>
-    <w:p>
-      <w:r>
-        <w:t>Through Sprint 1 and most of Sprint 2 the team worked to a split recorded in</w:t>
-      </w:r>
-    </w:p>
-    <w:p>
-      <w:r>
-        <w:t>`.agents/STATE.md` on 26 September 2026: one developer (Amareet) built all</w:t>
-      </w:r>
-    </w:p>
-    <w:p>
-      <w:r>
-        <w:t>frontend work, and the other five built backends. Screens that pre-dated that</w:t>
-      </w:r>
-    </w:p>
-    <w:p>
-      <w:r>
-        <w:t>split were built by whoever owned the story, each in their own style.</w:t>
-      </w:r>
-    </w:p>
-    <w:p>
-      <w:r>
-        <w:t>By the end of Sprint 2 two problems were visible:</w:t>
-      </w:r>
-    </w:p>
-    <w:p>
-      <w:pPr>
-        <w:pStyle w:val="ListBullet"/>
-      </w:pPr>
-      <w:r>
-        <w:rPr>
-          <w:sz w:val="22"/>
-        </w:rPr>
-        <w:t>**One frontend developer was a bottleneck.** Every story's screen queued</w:t>
-      </w:r>
-    </w:p>
-    <w:p>
-      <w:r>
-        <w:t>behind that person once its backend landed, while five developers produced</w:t>
-      </w:r>
-    </w:p>
-    <w:p>
-      <w:r>
-        <w:t>backends in parallel. Sprint 1 delivered about 24 of 36 planned points, and</w:t>
-      </w:r>
-    </w:p>
-    <w:p>
-      <w:r>
-        <w:t>Sprint 2 was tracking at a similar rate, with 25 stories (83 points) still</w:t>
-      </w:r>
-    </w:p>
-    <w:p>
-      <w:r>
-        <w:t>planned for Sprints 3 and 4.</w:t>
-      </w:r>
-    </w:p>
-    <w:p>
-      <w:pPr>
-        <w:pStyle w:val="ListBullet"/>
-      </w:pPr>
-      <w:r>
-        <w:rPr>
-          <w:sz w:val="22"/>
-        </w:rPr>
-        <w:t>**The frontend had no common design language.** The code on `main` has 13</w:t>
-      </w:r>
-    </w:p>
-    <w:p>
-      <w:r>
-        <w:t>feature-specific page wrappers and 9 heading styles beside the shared</w:t>
-      </w:r>
-    </w:p>
-    <w:p>
-      <w:r>
-        <w:t>`.page-heading`. `.eyebrow` is redefined in 8 stylesheets and</w:t>
-      </w:r>
-    </w:p>
-    <w:p>
-      <w:r>
-        <w:t>`.primary-action` in 4. There are about 20 raw font sizes next to a five-step</w:t>
-      </w:r>
-    </w:p>
-    <w:p>
-      <w:r>
-        <w:t>type scale, and six corner radii. The Organiser event list and the venue</w:t>
-      </w:r>
-    </w:p>
-    <w:p>
-      <w:r>
-        <w:t>search screen use almost none of the shared styles.</w:t>
-      </w:r>
-    </w:p>
-    <w:p>
-      <w:r>
-        <w:t>After a team discussion on 30 September 2026, the course instructor gave</w:t>
-      </w:r>
-    </w:p>
-    <w:p>
-      <w:r>
-        <w:t>feedback that the team needed a common design language as a high priority and</w:t>
-      </w:r>
-    </w:p>
-    <w:p>
-      <w:r>
-        <w:t>that a single frontend developer was too great a bottleneck.</w:t>
-      </w:r>
-    </w:p>
-    <w:p>
-      <w:pPr>
-        <w:pStyle w:val="Heading3"/>
-      </w:pPr>
-      <w:r>
-        <w:rPr>
-          <w:sz w:val="24"/>
-        </w:rPr>
-        <w:t>Decision</w:t>
-      </w:r>
-    </w:p>
-    <w:p>
-      <w:pPr>
-        <w:pStyle w:val="ListBullet"/>
-      </w:pPr>
-      <w:r>
-        <w:rPr>
-          <w:sz w:val="22"/>
-        </w:rPr>
-        <w:t>**Each story's owner builds that story's frontend as well as its backend.**</w:t>
-      </w:r>
-    </w:p>
-    <w:p>
-      <w:r>
-        <w:t>The owner is the Jira assignee. This applies from Sprint 3 onward, and to any</w:t>
-      </w:r>
-    </w:p>
-    <w:p>
-      <w:r>
-        <w:t>Sprint 2 story whose frontend is not yet started.</w:t>
-      </w:r>
-    </w:p>
-    <w:p>
-      <w:pPr>
-        <w:pStyle w:val="ListBullet"/>
-      </w:pPr>
-      <w:r>
-        <w:rPr>
-          <w:sz w:val="22"/>
-        </w:rPr>
-        <w:t>**Owners build on a shared frontend skeleton**, delivered under SCRUM-116 and</w:t>
-      </w:r>
-    </w:p>
-    <w:p>
-      <w:r>
-        <w:t>owned by Amareet:</w:t>
-      </w:r>
-    </w:p>
-    <w:p>
-      <w:pPr>
-        <w:pStyle w:val="ListBullet"/>
-      </w:pPr>
-      <w:r>
-        <w:rPr>
-          <w:sz w:val="22"/>
-        </w:rPr>
-        <w:t>an app shell (shared header and page frame) on every route;</w:t>
-      </w:r>
-    </w:p>
-    <w:p>
-      <w:pPr>
-        <w:pStyle w:val="ListBullet"/>
-      </w:pPr>
-      <w:r>
-        <w:rPr>
-          <w:sz w:val="22"/>
-        </w:rPr>
-        <w:t>a single route list that drives routing, role navigation and the per-role</w:t>
-      </w:r>
-    </w:p>
-    <w:p>
-      <w:r>
-        <w:t>login redirect;</w:t>
-      </w:r>
-    </w:p>
-    <w:p>
-      <w:pPr>
-        <w:pStyle w:val="ListBullet"/>
-      </w:pPr>
-      <w:r>
-        <w:rPr>
-          <w:sz w:val="22"/>
-        </w:rPr>
-        <w:t>design tokens (colour, type scale, spacing and radius);</w:t>
-      </w:r>
-    </w:p>
-    <w:p>
-      <w:pPr>
-        <w:pStyle w:val="ListBullet"/>
-      </w:pPr>
-      <w:r>
-        <w:rPr>
-          <w:sz w:val="22"/>
-        </w:rPr>
-        <w:t>about a dozen shared building blocks, including page heading, card,</w:t>
-      </w:r>
-    </w:p>
-    <w:p>
-      <w:r>
-        <w:t>buttons, form field, status pill, data list, alert, and the loading, empty,</w:t>
-      </w:r>
-    </w:p>
-    <w:p>
-      <w:r>
-        <w:t>error and refused states;</w:t>
-      </w:r>
-    </w:p>
-    <w:p>
-      <w:pPr>
-        <w:pStyle w:val="ListBullet"/>
-      </w:pPr>
-      <w:r>
-        <w:rPr>
-          <w:sz w:val="22"/>
-        </w:rPr>
-        <w:t>four page templates: List, Detail, Form and Decision;</w:t>
-      </w:r>
-    </w:p>
-    <w:p>
-      <w:pPr>
-        <w:pStyle w:val="ListBullet"/>
-      </w:pPr>
-      <w:r>
-        <w:rPr>
-          <w:sz w:val="22"/>
-        </w:rPr>
-        <w:t>a standard data-loading pattern that ignores late responses;</w:t>
-      </w:r>
-    </w:p>
-    <w:p>
-      <w:pPr>
-        <w:pStyle w:val="ListBullet"/>
-      </w:pPr>
-      <w:r>
-        <w:rPr>
-          <w:sz w:val="22"/>
-        </w:rPr>
-        <w:t>test helpers and a short developer guide.</w:t>
-      </w:r>
-    </w:p>
-    <w:p>
-      <w:pPr>
-        <w:pStyle w:val="ListBullet"/>
-      </w:pPr>
-      <w:r>
-        <w:rPr>
-          <w:sz w:val="22"/>
-        </w:rPr>
-        <w:t>**A design-language document, `design.md` (SCRUM-117, owned by Bryan), sets</w:t>
-      </w:r>
-    </w:p>
-    <w:p>
-      <w:r>
-        <w:t>the rules** that the skeleton implements. Where the two disagree, the</w:t>
-      </w:r>
-    </w:p>
-    <w:p>
-      <w:r>
-        <w:t>difference is raised and resolved rather than chosen silently.</w:t>
-      </w:r>
-    </w:p>
-    <w:p>
-      <w:pPr>
-        <w:pStyle w:val="ListBullet"/>
-      </w:pPr>
-      <w:r>
-        <w:rPr>
-          <w:sz w:val="22"/>
-        </w:rPr>
-        <w:t>**The skeleton is delivered in small PRs, not as a single restyle.**</w:t>
-      </w:r>
-    </w:p>
-    <w:p>
-      <w:r>
-        <w:t>Existing pages move onto it when their owner next changes them. Amareet</w:t>
-      </w:r>
-    </w:p>
-    <w:p>
-      <w:r>
-        <w:t>moves their own Sprint 2 pages across (SCRUM-119) as the working reference.</w:t>
-      </w:r>
-    </w:p>
-    <w:p>
-      <w:pPr>
-        <w:pStyle w:val="ListBullet"/>
-      </w:pPr>
-      <w:r>
-        <w:rPr>
-          <w:sz w:val="22"/>
-        </w:rPr>
-        <w:t>**Le Xin's E05-S04 maintenance-blocks screen (SCRUM-120) is the pilot**, to</w:t>
-      </w:r>
-    </w:p>
-    <w:p>
-      <w:r>
-        <w:t>test the skeleton before other owners adopt it.</w:t>
-      </w:r>
-    </w:p>
-    <w:p>
-      <w:pPr>
-        <w:pStyle w:val="ListBullet"/>
-      </w:pPr>
-      <w:r>
-        <w:rPr>
-          <w:sz w:val="22"/>
-        </w:rPr>
-        <w:t>**The previous split is retired.** Amareet remains Scrum Master and owns the</w:t>
-      </w:r>
-    </w:p>
-    <w:p>
-      <w:r>
-        <w:t>skeleton, and reviews and pairs on other owners' frontend work instead of</w:t>
-      </w:r>
-    </w:p>
-    <w:p>
-      <w:r>
-        <w:t>building every screen.</w:t>
-      </w:r>
-    </w:p>
-    <w:p>
-      <w:pPr>
-        <w:pStyle w:val="Heading3"/>
-      </w:pPr>
-      <w:r>
-        <w:rPr>
-          <w:sz w:val="24"/>
-        </w:rPr>
-        <w:t>Alternatives considered</w:t>
-      </w:r>
-    </w:p>
-    <w:p>
-      <w:pPr>
-        <w:pStyle w:val="ListBullet"/>
-      </w:pPr>
-      <w:r>
-        <w:rPr>
-          <w:sz w:val="22"/>
-        </w:rPr>
-        <w:t>**Keep a single frontend developer.** Rejected: it is the bottleneck the</w:t>
-      </w:r>
-    </w:p>
-    <w:p>
-      <w:r>
-        <w:t>instructor identified, and the backlog cannot be delivered at that pace.</w:t>
-      </w:r>
-    </w:p>
-    <w:p>
-      <w:pPr>
-        <w:pStyle w:val="ListBullet"/>
-      </w:pPr>
-      <w:r>
-        <w:rPr>
-          <w:sz w:val="22"/>
-        </w:rPr>
-        <w:t>**Let each owner build screens with no shared skeleton.** Rejected: it is</w:t>
-      </w:r>
-    </w:p>
-    <w:p>
-      <w:r>
-        <w:t>how the current inconsistencies arose, and it contradicts the instructor's</w:t>
-      </w:r>
-    </w:p>
-    <w:p>
-      <w:r>
-        <w:t>call for a common design language.</w:t>
-      </w:r>
-    </w:p>
-    <w:p>
-      <w:pPr>
-        <w:pStyle w:val="ListBullet"/>
-      </w:pPr>
-      <w:r>
-        <w:rPr>
-          <w:sz w:val="22"/>
-        </w:rPr>
-        <w:t>**Build every screen in the frontend first, then hand them over for backend</w:t>
-      </w:r>
-    </w:p>
-    <w:p>
-      <w:r>
-        <w:t>wiring.** Rejected: it keeps the same bottleneck and duplicates effort,</w:t>
-      </w:r>
-    </w:p>
-    <w:p>
-      <w:r>
-        <w:t>because most Sprint 3 and 4 screens already exist as mock screens that only</w:t>
-      </w:r>
-    </w:p>
-    <w:p>
-      <w:r>
-        <w:t>need connecting to real data.</w:t>
-      </w:r>
-    </w:p>
-    <w:p>
-      <w:pPr>
-        <w:pStyle w:val="ListBullet"/>
-      </w:pPr>
-      <w:r>
-        <w:rPr>
-          <w:sz w:val="22"/>
-        </w:rPr>
-        <w:t>**Adopt a third-party component library.** Not chosen for now. The</w:t>
-      </w:r>
-    </w:p>
-    <w:p>
-      <w:r>
-        <w:t>existing tokens and components cover the needs identified in the screen</w:t>
-      </w:r>
-    </w:p>
-    <w:p>
-      <w:r>
-        <w:t>inventory, and a new dependency would add learning and migration work. It</w:t>
-      </w:r>
-    </w:p>
-    <w:p>
-      <w:r>
-        <w:t>can be revisited in `design.md`.</w:t>
-      </w:r>
-    </w:p>
-    <w:p>
-      <w:pPr>
-        <w:pStyle w:val="Heading3"/>
-      </w:pPr>
-      <w:r>
-        <w:rPr>
-          <w:sz w:val="24"/>
-        </w:rPr>
-        <w:t>What this buys us</w:t>
-      </w:r>
-    </w:p>
-    <w:p>
-      <w:pPr>
-        <w:pStyle w:val="ListBullet"/>
-      </w:pPr>
-      <w:r>
-        <w:rPr>
-          <w:sz w:val="22"/>
-        </w:rPr>
-        <w:t>Frontend work runs in parallel across six developers instead of one.</w:t>
-      </w:r>
-    </w:p>
-    <w:p>
-      <w:pPr>
-        <w:pStyle w:val="ListBullet"/>
-      </w:pPr>
-      <w:r>
-        <w:rPr>
-          <w:sz w:val="22"/>
-        </w:rPr>
-        <w:t>Screens look consistent, because the tokens, blocks and templates are</w:t>
-      </w:r>
-    </w:p>
-    <w:p>
-      <w:r>
-        <w:t>shared rather than re-invented per feature.</w:t>
-      </w:r>
-    </w:p>
-    <w:p>
-      <w:pPr>
-        <w:pStyle w:val="ListBullet"/>
-      </w:pPr>
-      <w:r>
-        <w:rPr>
-          <w:sz w:val="22"/>
-        </w:rPr>
-        <w:t>Correct behaviour comes built in: loading, empty, error and refused states,</w:t>
-      </w:r>
-    </w:p>
-    <w:p>
-      <w:r>
-        <w:t>late-response handling, and phone layouts, which were previously easy to</w:t>
-      </w:r>
-    </w:p>
-    <w:p>
-      <w:r>
-        <w:t>miss.</w:t>
-      </w:r>
-    </w:p>
-    <w:p>
-      <w:pPr>
-        <w:pStyle w:val="ListBullet"/>
-      </w:pPr>
-      <w:r>
-        <w:rPr>
-          <w:sz w:val="22"/>
-        </w:rPr>
-        <w:t>One route list removes a class of bug. For example, the login redirect was</w:t>
-      </w:r>
-    </w:p>
-    <w:p>
-      <w:r>
-        <w:t>never updated when role pages went live, so sign-in sent every staff role to</w:t>
-      </w:r>
-    </w:p>
-    <w:p>
-      <w:r>
-        <w:t>the Organiser-only `/events` page. #158 fixed it for Event Coordinators;</w:t>
-      </w:r>
-    </w:p>
-    <w:p>
-      <w:r>
-        <w:t>Venue Staff, Technical Support and Admins still land on `/events`.</w:t>
-      </w:r>
-    </w:p>
-    <w:p>
-      <w:pPr>
-        <w:pStyle w:val="Heading3"/>
-      </w:pPr>
-      <w:r>
-        <w:rPr>
-          <w:sz w:val="24"/>
-        </w:rPr>
-        <w:t>What it costs</w:t>
-      </w:r>
-    </w:p>
-    <w:p>
-      <w:pPr>
-        <w:pStyle w:val="ListBullet"/>
-      </w:pPr>
-      <w:r>
-        <w:rPr>
-          <w:sz w:val="22"/>
-        </w:rPr>
-        <w:t>Backend developers must learn the frontend stack and the skeleton's</w:t>
-      </w:r>
-    </w:p>
-    <w:p>
-      <w:r>
-        <w:t>conventions. Their first screens will be slower, and need closer review.</w:t>
-      </w:r>
-    </w:p>
-    <w:p>
-      <w:pPr>
-        <w:pStyle w:val="ListBullet"/>
-      </w:pPr>
-      <w:r>
-        <w:rPr>
-          <w:sz w:val="22"/>
-        </w:rPr>
-        <w:t>The skeleton is up-front work in Sprint 3 before owners can use it fully.</w:t>
-      </w:r>
-    </w:p>
-    <w:p>
-      <w:r>
-        <w:t>Stories started before it lands may need moving across afterwards.</w:t>
-      </w:r>
-    </w:p>
-    <w:p>
-      <w:pPr>
-        <w:pStyle w:val="ListBullet"/>
-      </w:pPr>
-      <w:r>
-        <w:rPr>
-          <w:sz w:val="22"/>
-        </w:rPr>
-        <w:t>Consistency now depends on review. Someone must check frontend PRs from</w:t>
-      </w:r>
-    </w:p>
-    <w:p>
-      <w:r>
-        <w:t>backend developers against `design.md`; which reviewer is not yet decided.</w:t>
-      </w:r>
-    </w:p>
-    <w:p>
-      <w:pPr>
-        <w:pStyle w:val="ListBullet"/>
-      </w:pPr>
-      <w:r>
-        <w:rPr>
-          <w:sz w:val="22"/>
-        </w:rPr>
-        <w:t>Existing pages stay inconsistent until their owners touch them. A client</w:t>
-      </w:r>
-    </w:p>
-    <w:p>
-      <w:r>
-        <w:t>demo before then will still show uneven screens.</w:t>
-      </w:r>
-    </w:p>
-    <w:p>
-      <w:pPr>
-        <w:pStyle w:val="Heading3"/>
-      </w:pPr>
-      <w:r>
-        <w:rPr>
-          <w:sz w:val="24"/>
-        </w:rPr>
-        <w:t>Implementation and verification status</w:t>
-      </w:r>
-    </w:p>
-    <w:p>
-      <w:r>
-        <w:t>At the time of recording, 30 September 2026, nothing of the skeleton is built.</w:t>
-      </w:r>
-    </w:p>
-    <w:p>
-      <w:r>
-        <w:t>The inputs are drafted: a screen inventory mapping all 47 Release 1 stories to</w:t>
-      </w:r>
-    </w:p>
-    <w:p>
-      <w:r>
-        <w:t>role, route, status and page pattern (SCRUM-118), a building-block and template</w:t>
-      </w:r>
-    </w:p>
-    <w:p>
-      <w:r>
-        <w:t>list, and a summary of the tokens and inconsistencies in the current code, as</w:t>
-      </w:r>
-    </w:p>
-    <w:p>
-      <w:r>
-        <w:t>input for `design.md`.</w:t>
-      </w:r>
-    </w:p>
-    <w:p>
-      <w:r>
-        <w:t>The existing shared header (`frontend/src/features/shell/AppHeader.tsx`, #147)</w:t>
-      </w:r>
-    </w:p>
-    <w:p>
-      <w:r>
-        <w:t>and the Coordinator workspace's state components are the starting point for</w:t>
-      </w:r>
-    </w:p>
-    <w:p>
-      <w:r>
-        <w:t>the skeleton. Two Sprint 2 stories not yet started when this decision was</w:t>
-      </w:r>
-    </w:p>
-    <w:p>
-      <w:r>
-        <w:t>made, E03-S02 (SCRUM-33) and E03-S03 (SCRUM-34), stay in Sprint 2; their owner</w:t>
-      </w:r>
-    </w:p>
-    <w:p>
-      <w:r>
-        <w:t>plans to finish them this sprint and builds both sides under this model.</w:t>
-      </w:r>
-    </w:p>
-    <w:p>
-      <w:r>
-        <w:t>This decision does not mark any story complete or change any acceptance</w:t>
-      </w:r>
-    </w:p>
-    <w:p>
-      <w:r>
-        <w:t>criteria.</w:t>
+        <w:t>Evidence and ownership</w:t>
+      </w:r>
+    </w:p>
+    <w:p>
+      <w:r>
+        <w:t>C-136 answers account provisioning only. The many-to-many model and one-role</w:t>
+      </w:r>
+    </w:p>
+    <w:p>
+      <w:r>
+        <w:t>seed rule are team design decisions in T-86, not additional customer wording.</w:t>
+      </w:r>
+    </w:p>
+    <w:p>
+      <w:r>
+        <w:t>The canonical target schema is `docs/db_schema.md`; authorization and UI</w:t>
+      </w:r>
+    </w:p>
+    <w:p>
+      <w:r>
+        <w:t>consequences are recorded in `docs/modular-monolith-architecture.md` and</w:t>
+      </w:r>
+    </w:p>
+    <w:p>
+      <w:r>
+        <w:t>`docs/design/figma-wireframe-refinement-plan.md`. No migration or application</w:t>
+      </w:r>
+    </w:p>
+    <w:p>
+      <w:r>
+        <w:t>code is included in this ADR.</w:t>
       </w:r>
     </w:p>
     <w:p>
